--- a/docs/downloads/gerrid-setzer/تم/doc_0181.docx
+++ b/docs/downloads/gerrid-setzer/تم/doc_0181.docx
@@ -1,261 +1,442 @@
 
 <file path=word/document.xml><?xml version="1.0" encoding="utf-8"?>
-<w:document xmlns:wpc="http://schemas.microsoft.com/office/word/2010/wordprocessingCanvas" xmlns:cx="http://schemas.microsoft.com/office/drawing/2014/chartex" xmlns:cx1="http://schemas.microsoft.com/office/drawing/2015/9/8/chartex" xmlns:cx2="http://schemas.microsoft.com/office/drawing/2015/10/21/chartex" xmlns:cx3="http://schemas.microsoft.com/office/drawing/2016/5/9/chartex" xmlns:cx4="http://schemas.microsoft.com/office/drawing/2016/5/10/chartex" xmlns:cx5="http://schemas.microsoft.com/office/drawing/2016/5/11/chartex" xmlns:cx6="http://schemas.microsoft.com/office/drawing/2016/5/12/chartex" xmlns:cx7="http://schemas.microsoft.com/office/drawing/2016/5/13/chartex" xmlns:cx8="http://schemas.microsoft.com/office/drawing/2016/5/14/chartex" xmlns:mc="http://schemas.openxmlformats.org/markup-compatibility/2006" xmlns:aink="http://schemas.microsoft.com/office/drawing/2016/ink" xmlns:am3d="http://schemas.microsoft.com/office/drawing/2017/model3d" xmlns:o="urn:schemas-microsoft-com:office:office" xmlns:oel="http://schemas.microsoft.com/office/2019/extlst" xmlns:r="http://schemas.openxmlformats.org/officeDocument/2006/relationships" xmlns:m="http://schemas.openxmlformats.org/officeDocument/2006/math" xmlns:v="urn:schemas-microsoft-com:vml" xmlns:wp14="http://schemas.microsoft.com/office/word/2010/wordprocessingDrawing" xmlns:wp="http://schemas.openxmlformats.org/drawingml/2006/wordprocessingDrawing" xmlns:w10="urn:schemas-microsoft-com:office:word" xmlns:w="http://schemas.openxmlformats.org/wordprocessingml/2006/main" xmlns:w14="http://schemas.microsoft.com/office/word/2010/wordml" xmlns:w15="http://schemas.microsoft.com/office/word/2012/wordml" xmlns:w16cex="http://schemas.microsoft.com/office/word/2018/wordml/cex" xmlns:w16cid="http://schemas.microsoft.com/office/word/2016/wordml/cid" xmlns:w16="http://schemas.microsoft.com/office/word/2018/wordml" xmlns:w16sdtdh="http://schemas.microsoft.com/office/word/2020/wordml/sdtdatahash" xmlns:w16se="http://schemas.microsoft.com/office/word/2015/wordml/symex" xmlns:wpg="http://schemas.microsoft.com/office/word/2010/wordprocessingGroup" xmlns:wpi="http://schemas.microsoft.com/office/word/2010/wordprocessingInk" xmlns:wne="http://schemas.microsoft.com/office/word/2006/wordml" xmlns:wps="http://schemas.microsoft.com/office/word/2010/wordprocessingShape" mc:Ignorable="w14 w15 w16se w16cid w16 w16cex w16sdtdh wp14">
+<w:document xmlns:wpc="http://schemas.microsoft.com/office/word/2010/wordprocessingCanvas" xmlns:cx="http://schemas.microsoft.com/office/drawing/2014/chartex" xmlns:cx1="http://schemas.microsoft.com/office/drawing/2015/9/8/chartex" xmlns:cx2="http://schemas.microsoft.com/office/drawing/2015/10/21/chartex" xmlns:cx3="http://schemas.microsoft.com/office/drawing/2016/5/9/chartex" xmlns:cx4="http://schemas.microsoft.com/office/drawing/2016/5/10/chartex" xmlns:cx5="http://schemas.microsoft.com/office/drawing/2016/5/11/chartex" xmlns:cx6="http://schemas.microsoft.com/office/drawing/2016/5/12/chartex" xmlns:cx7="http://schemas.microsoft.com/office/drawing/2016/5/13/chartex" xmlns:cx8="http://schemas.microsoft.com/office/drawing/2016/5/14/chartex" xmlns:mc="http://schemas.openxmlformats.org/markup-compatibility/2006" xmlns:aink="http://schemas.microsoft.com/office/drawing/2016/ink" xmlns:am3d="http://schemas.microsoft.com/office/drawing/2017/model3d" xmlns:o="urn:schemas-microsoft-com:office:office" xmlns:r="http://schemas.openxmlformats.org/officeDocument/2006/relationships" xmlns:m="http://schemas.openxmlformats.org/officeDocument/2006/math" xmlns:v="urn:schemas-microsoft-com:vml" xmlns:wp14="http://schemas.microsoft.com/office/word/2010/wordprocessingDrawing" xmlns:wp="http://schemas.openxmlformats.org/drawingml/2006/wordprocessingDrawing" xmlns:w10="urn:schemas-microsoft-com:office:word" xmlns:w="http://schemas.openxmlformats.org/wordprocessingml/2006/main" xmlns:w14="http://schemas.microsoft.com/office/word/2010/wordml" xmlns:w15="http://schemas.microsoft.com/office/word/2012/wordml" xmlns:w16cex="http://schemas.microsoft.com/office/word/2018/wordml/cex" xmlns:w16cid="http://schemas.microsoft.com/office/word/2016/wordml/cid" xmlns:w16="http://schemas.microsoft.com/office/word/2018/wordml" xmlns:w16se="http://schemas.microsoft.com/office/word/2015/wordml/symex" xmlns:wpg="http://schemas.microsoft.com/office/word/2010/wordprocessingGroup" xmlns:wpi="http://schemas.microsoft.com/office/word/2010/wordprocessingInk" xmlns:wne="http://schemas.microsoft.com/office/word/2006/wordml" xmlns:wps="http://schemas.microsoft.com/office/word/2010/wordprocessingShape" mc:Ignorable="w14 w15 w16se w16cid w16 w16cex wp14">
   <w:body>
     <w:p>
       <w:pPr>
-        <w:rPr>
-          <w:rtl/>
-        </w:rPr>
-      </w:pPr>
-      <w:r>
-        <w:rPr>
-          <w:rtl/>
+        <w:bidi/>
+        <w:jc w:val="center"/>
+        <w:rPr>
+          <w:rtl/>
+          <w:lang w:bidi="ar-EG"/>
+        </w:rPr>
+      </w:pPr>
+      <w:r>
+        <w:rPr>
+          <w:rtl/>
+          <w:lang w:bidi="ar-EG"/>
         </w:rPr>
         <w:fldChar w:fldCharType="begin"/>
       </w:r>
       <w:r>
+        <w:rPr>
+          <w:rtl/>
+          <w:lang w:bidi="ar-EG"/>
+        </w:rPr>
+        <w:instrText xml:space="preserve"> </w:instrText>
+      </w:r>
+      <w:r>
+        <w:rPr>
+          <w:lang w:bidi="ar-EG"/>
+        </w:rPr>
         <w:instrText>HYPERLINK</w:instrText>
       </w:r>
       <w:r>
         <w:rPr>
           <w:rtl/>
+          <w:lang w:bidi="ar-EG"/>
         </w:rPr>
         <w:instrText xml:space="preserve"> "</w:instrText>
       </w:r>
       <w:r>
-        <w:instrText>https://www.bibelstudium.de/articles/2065/unterwelten.html</w:instrText>
-      </w:r>
-      <w:r>
-        <w:rPr>
-          <w:rtl/>
-        </w:rPr>
-        <w:instrText>"</w:instrText>
-      </w:r>
-      <w:r>
-        <w:rPr>
-          <w:rtl/>
-        </w:rPr>
-      </w:r>
-      <w:r>
-        <w:rPr>
-          <w:rtl/>
+        <w:rPr>
+          <w:lang w:bidi="ar-EG"/>
+        </w:rPr>
+        <w:instrText>https://www.bibelstudium.de/articles/4524/in-der-welt-nicht-von-der-welt.html</w:instrText>
+      </w:r>
+      <w:r>
+        <w:rPr>
+          <w:rtl/>
+          <w:lang w:bidi="ar-EG"/>
+        </w:rPr>
+        <w:instrText xml:space="preserve">" </w:instrText>
+      </w:r>
+      <w:r>
+        <w:rPr>
+          <w:rtl/>
+          <w:lang w:bidi="ar-EG"/>
+        </w:rPr>
+      </w:r>
+      <w:r>
+        <w:rPr>
+          <w:rtl/>
+          <w:lang w:bidi="ar-EG"/>
         </w:rPr>
         <w:fldChar w:fldCharType="separate"/>
       </w:r>
       <w:r>
         <w:rPr>
           <w:rStyle w:val="Hyperlink"/>
-          <w:rtl/>
-        </w:rPr>
-        <w:t>عوالم سفلية</w:t>
-      </w:r>
-      <w:r>
-        <w:rPr>
-          <w:rtl/>
+          <w:rFonts w:hint="cs"/>
+          <w:rtl/>
+          <w:lang w:bidi="ar-EG"/>
+        </w:rPr>
+        <w:t>في العالم ولكن لسنا من العالم</w:t>
+      </w:r>
+      <w:r>
+        <w:rPr>
+          <w:rtl/>
+          <w:lang w:bidi="ar-EG"/>
         </w:rPr>
         <w:fldChar w:fldCharType="end"/>
       </w:r>
     </w:p>
     <w:p>
       <w:pPr>
-        <w:bidi w:val="0"/>
-      </w:pPr>
-      <w:r>
-        <w:t>Gerrid Setzer</w:t>
-      </w:r>
-    </w:p>
-    <w:p>
-      <w:pPr>
-        <w:rPr>
-          <w:rtl/>
-          <w:lang w:bidi="ar-LB"/>
-        </w:rPr>
-      </w:pPr>
-      <w:r>
-        <w:rPr>
-          <w:rFonts w:hint="cs"/>
-          <w:rtl/>
-          <w:lang w:bidi="ar-LB"/>
-        </w:rPr>
-        <w:t>يعرض لنا الكتاب عدة "عوالم سفلية" التي علينا أن نميز بينها:</w:t>
-      </w:r>
-    </w:p>
-    <w:p>
-      <w:pPr>
-        <w:rPr>
-          <w:rtl/>
-          <w:lang w:bidi="ar-LB"/>
-        </w:rPr>
-      </w:pPr>
-      <w:r>
+        <w:bidi/>
+        <w:jc w:val="both"/>
         <w:rPr>
           <w:b/>
           <w:bCs/>
-          <w:color w:val="FF0000"/>
-          <w:rtl/>
-          <w:lang w:bidi="ar-LB"/>
-        </w:rPr>
-        <w:t>هاوية</w:t>
-      </w:r>
+          <w:rtl/>
+          <w:lang w:bidi="ar-EG"/>
+        </w:rPr>
+      </w:pPr>
       <w:r>
         <w:rPr>
           <w:rFonts w:hint="cs"/>
           <w:b/>
           <w:bCs/>
-          <w:color w:val="FF0000"/>
-          <w:rtl/>
-          <w:lang w:bidi="ar-LB"/>
-        </w:rPr>
-        <w:t xml:space="preserve"> (هادِس):</w:t>
-      </w:r>
-      <w:r>
-        <w:rPr>
-          <w:rFonts w:hint="cs"/>
-          <w:rtl/>
-          <w:lang w:bidi="ar-LB"/>
-        </w:rPr>
-        <w:t xml:space="preserve"> إنه مكان إقامة نفوس الغير مؤمنين (في الحاضر) من الممات إلى القيامة (لوقا 16: 23؛ رؤيا 20: 13). كما وقد دُعي "</w:t>
-      </w:r>
-      <w:r>
-        <w:rPr>
-          <w:rtl/>
-          <w:lang w:bidi="ar-LB"/>
-        </w:rPr>
-        <w:t>السِّجْنِ</w:t>
-      </w:r>
-      <w:r>
-        <w:rPr>
-          <w:rFonts w:hint="cs"/>
-          <w:rtl/>
-          <w:lang w:bidi="ar-LB"/>
-        </w:rPr>
-        <w:t>" (1. بطرس 3: 19).</w:t>
-      </w:r>
-    </w:p>
-    <w:p>
-      <w:pPr>
-        <w:rPr>
-          <w:rtl/>
-          <w:lang w:bidi="ar-LB"/>
-        </w:rPr>
-      </w:pPr>
-      <w:r>
-        <w:rPr>
-          <w:rFonts w:hint="cs"/>
-          <w:b/>
-          <w:bCs/>
-          <w:color w:val="FF0000"/>
-          <w:rtl/>
-          <w:lang w:bidi="ar-LB"/>
-        </w:rPr>
-        <w:t>أعمق هاوية (في النص الأصلي "</w:t>
+          <w:rtl/>
+          <w:lang w:bidi="ar-EG"/>
+        </w:rPr>
+        <w:t>يوحنا 17: 16</w:t>
+      </w:r>
+    </w:p>
+    <w:p>
+      <w:pPr>
+        <w:bidi/>
+        <w:jc w:val="both"/>
+        <w:rPr>
+          <w:rtl/>
+          <w:lang w:bidi="ar-EG"/>
+        </w:rPr>
+      </w:pPr>
+      <w:r>
+        <w:rPr>
+          <w:rFonts w:hint="cs"/>
+          <w:rtl/>
+          <w:lang w:bidi="ar-EG"/>
+        </w:rPr>
+        <w:t>فيما يلي بعض الأفكار في مسألة، إلى أي مدى يجب على المسيحي أن يخترط في سياسة هذا العالم.</w:t>
+      </w:r>
+    </w:p>
+    <w:p>
+      <w:pPr>
+        <w:bidi/>
+        <w:jc w:val="both"/>
+        <w:rPr>
+          <w:rtl/>
+          <w:lang w:bidi="ar-EG"/>
+        </w:rPr>
+      </w:pPr>
+      <w:r>
+        <w:rPr>
+          <w:rFonts w:hint="cs"/>
+          <w:rtl/>
+          <w:lang w:bidi="ar-EG"/>
+        </w:rPr>
+        <w:t>مكانة المسيحي في العالم</w:t>
+      </w:r>
+    </w:p>
+    <w:p>
+      <w:pPr>
+        <w:bidi/>
+        <w:jc w:val="both"/>
+        <w:rPr>
+          <w:rtl/>
+          <w:lang w:bidi="ar-EG"/>
+        </w:rPr>
+      </w:pPr>
+      <w:r>
+        <w:rPr>
+          <w:rFonts w:hint="cs"/>
+          <w:rtl/>
+          <w:lang w:bidi="ar-EG"/>
+        </w:rPr>
+        <w:t>* نحن لسنا من العالم كما أن المسيح ليس من العالم (يوحنا 17: 16).</w:t>
+      </w:r>
+    </w:p>
+    <w:p>
+      <w:pPr>
+        <w:bidi/>
+        <w:jc w:val="both"/>
+        <w:rPr>
+          <w:rtl/>
+          <w:lang w:bidi="ar-EG"/>
+        </w:rPr>
+      </w:pPr>
+      <w:r>
+        <w:rPr>
+          <w:rFonts w:hint="cs"/>
+          <w:rtl/>
+          <w:lang w:bidi="ar-EG"/>
+        </w:rPr>
+        <w:t>* سيرتنا (مواطنتنا) سماوية، نحن ننتظر الرب (فيلبي 3: 20).</w:t>
+      </w:r>
+    </w:p>
+    <w:p>
+      <w:pPr>
+        <w:bidi/>
+        <w:jc w:val="both"/>
+        <w:rPr>
+          <w:rtl/>
+          <w:lang w:bidi="ar-EG"/>
+        </w:rPr>
+      </w:pPr>
+      <w:r>
+        <w:rPr>
+          <w:rFonts w:hint="cs"/>
+          <w:rtl/>
+          <w:lang w:bidi="ar-EG"/>
+        </w:rPr>
+        <w:t>* نحن غرباء ومن دون رعوية (حق المواطنة) على الأرض (1. بطرس 1: 17؛ 2: 11).</w:t>
+      </w:r>
+    </w:p>
+    <w:p>
+      <w:pPr>
+        <w:bidi/>
+        <w:jc w:val="both"/>
+        <w:rPr>
+          <w:rtl/>
+          <w:lang w:bidi="ar-EG"/>
+        </w:rPr>
+      </w:pPr>
+      <w:r>
+        <w:rPr>
+          <w:rFonts w:hint="cs"/>
+          <w:rtl/>
+          <w:lang w:bidi="ar-EG"/>
+        </w:rPr>
+        <w:t>* نحن متنا مع المسيح ودفنا معه في المعمودية (رومية 6: 4).</w:t>
+      </w:r>
+    </w:p>
+    <w:p>
+      <w:pPr>
+        <w:bidi/>
+        <w:jc w:val="both"/>
+        <w:rPr>
+          <w:rtl/>
+          <w:lang w:bidi="ar-EG"/>
+        </w:rPr>
+      </w:pPr>
+      <w:r>
+        <w:rPr>
+          <w:rFonts w:hint="cs"/>
+          <w:rtl/>
+          <w:lang w:bidi="ar-EG"/>
+        </w:rPr>
+        <w:t xml:space="preserve">* نحن متنا وقمنا مع المسيح. المسيح جالس عن يمين الله، لذا نحن نطلب ما هو فوق (كولوسي 3: 1 </w:t>
+      </w:r>
+      <w:r>
+        <w:rPr>
+          <w:rtl/>
+          <w:lang w:bidi="ar-EG"/>
+        </w:rPr>
+        <w:t>–</w:t>
+      </w:r>
+      <w:r>
+        <w:rPr>
+          <w:rFonts w:hint="cs"/>
+          <w:rtl/>
+          <w:lang w:bidi="ar-EG"/>
+        </w:rPr>
+        <w:t xml:space="preserve"> 3). بهذا المفهوم نحن لم نعُد نعيش في العالم (كولوسي 2: 20).</w:t>
+      </w:r>
+    </w:p>
+    <w:p>
+      <w:pPr>
+        <w:bidi/>
+        <w:jc w:val="both"/>
+        <w:rPr>
+          <w:rtl/>
+          <w:lang w:bidi="ar-EG"/>
+        </w:rPr>
+      </w:pPr>
+      <w:r>
+        <w:rPr>
+          <w:rFonts w:hint="cs"/>
+          <w:rtl/>
+          <w:lang w:bidi="ar-EG"/>
+        </w:rPr>
+        <w:t>* نحن انتقلنا في المسيح إلى السمويات (أفسس 2: 6). هذه هي بركتنا الحقيقية، هناك نحفظ أنفسنا في الإيمان.</w:t>
+      </w:r>
+    </w:p>
+    <w:p>
+      <w:pPr>
+        <w:bidi/>
+        <w:jc w:val="both"/>
+        <w:rPr>
+          <w:rtl/>
+          <w:lang w:bidi="ar-EG"/>
+        </w:rPr>
+      </w:pPr>
+      <w:r>
+        <w:rPr>
+          <w:rFonts w:hint="cs"/>
+          <w:rtl/>
+          <w:lang w:bidi="ar-EG"/>
+        </w:rPr>
+        <w:t xml:space="preserve">* كمسيحيين لا ننتمي لنظام هذا العالم ونفهم بأن العالم قائم تحت دينونة الله (يوحنا 12: 31)، لا يجب علينا أن نكون تحت نير متخالف مع غير المؤمنين (2. كورنثوس 6: 14)، ولا نعقد صداقة مع العالم (يعقوب 4: 4) </w:t>
+      </w:r>
+      <w:r>
+        <w:rPr>
+          <w:rFonts w:hint="cs"/>
+          <w:rtl/>
+          <w:lang w:bidi="ar-EG"/>
+        </w:rPr>
+        <w:t>و</w:t>
+      </w:r>
+      <w:r>
+        <w:rPr>
+          <w:rFonts w:hint="cs"/>
+          <w:rtl/>
+          <w:lang w:bidi="ar-EG"/>
+        </w:rPr>
+        <w:t>لا نشاكله (رومية 12: 2).</w:t>
+      </w:r>
+    </w:p>
+    <w:p>
+      <w:pPr>
+        <w:bidi/>
+        <w:jc w:val="both"/>
+        <w:rPr>
+          <w:rtl/>
+          <w:lang w:bidi="ar-EG"/>
+        </w:rPr>
+      </w:pPr>
+      <w:r>
+        <w:rPr>
+          <w:rFonts w:hint="cs"/>
+          <w:rtl/>
+          <w:lang w:bidi="ar-EG"/>
+        </w:rPr>
+        <w:t>*نحن كمسيحيين خاضعون للسلاطين (</w:t>
       </w:r>
       <w:proofErr w:type="spellStart"/>
       <w:r>
         <w:rPr>
           <w:rFonts w:hint="cs"/>
-          <w:b/>
-          <w:bCs/>
-          <w:color w:val="FF0000"/>
-          <w:rtl/>
-          <w:lang w:bidi="ar-LB"/>
-        </w:rPr>
-        <w:t>تارتاروس</w:t>
+          <w:rtl/>
+          <w:lang w:bidi="ar-EG"/>
+        </w:rPr>
+        <w:t>تيطس</w:t>
       </w:r>
       <w:proofErr w:type="spellEnd"/>
       <w:r>
         <w:rPr>
           <w:rFonts w:hint="cs"/>
-          <w:b/>
-          <w:bCs/>
-          <w:color w:val="FF0000"/>
-          <w:rtl/>
-          <w:lang w:bidi="ar-LB"/>
-        </w:rPr>
-        <w:t>"):</w:t>
-      </w:r>
-      <w:r>
-        <w:rPr>
-          <w:rFonts w:hint="cs"/>
-          <w:rtl/>
-          <w:lang w:bidi="ar-LB"/>
-        </w:rPr>
-        <w:t xml:space="preserve"> إنه مكان إقامة الملائكة (في الحاضر) الذين تعدّوا نظام ترتيب الخليقة (2. بطرس 2: 4؛ يهوذا 6). وهم باقون هناك "تحت الظلام" إلى يوم القضاء والدينونة.</w:t>
-      </w:r>
-    </w:p>
-    <w:p>
-      <w:pPr>
-        <w:rPr>
-          <w:rtl/>
-          <w:lang w:bidi="ar-LB"/>
-        </w:rPr>
-      </w:pPr>
-      <w:r>
-        <w:rPr>
-          <w:rFonts w:hint="cs"/>
-          <w:b/>
-          <w:bCs/>
-          <w:color w:val="FF0000"/>
-          <w:rtl/>
-          <w:lang w:bidi="ar-LB"/>
-        </w:rPr>
-        <w:t>الهاوية</w:t>
-      </w:r>
-      <w:r>
-        <w:rPr>
-          <w:rFonts w:hint="cs"/>
-          <w:b/>
-          <w:bCs/>
-          <w:color w:val="FF0000"/>
-          <w:rtl/>
-          <w:lang w:bidi="ar-LB"/>
-        </w:rPr>
-        <w:t>:</w:t>
-      </w:r>
-      <w:r>
-        <w:rPr>
-          <w:rFonts w:hint="cs"/>
-          <w:rtl/>
-          <w:lang w:bidi="ar-LB"/>
-        </w:rPr>
-        <w:t xml:space="preserve"> إنه مكان إقامة إبليس وشياطينه (في المستقبل) أثناء المُلك الألفي إلى يوم الدينونة (لوقا 8: 31؛ انظر متى 8: 29؛ رؤيا 20: 3). كما ويُدعى أيضًا "سجن" (رؤيا 20: 7).</w:t>
-      </w:r>
-    </w:p>
-    <w:p>
-      <w:pPr>
-        <w:rPr>
-          <w:rFonts w:hint="cs"/>
-          <w:lang w:bidi="ar-LB"/>
-        </w:rPr>
-      </w:pPr>
-      <w:r>
-        <w:rPr>
-          <w:rFonts w:hint="cs"/>
-          <w:b/>
-          <w:bCs/>
-          <w:color w:val="FF0000"/>
-          <w:rtl/>
-          <w:lang w:bidi="ar-LB"/>
-        </w:rPr>
-        <w:t>الجحيم (أو "بحيرة النار"):</w:t>
-      </w:r>
-      <w:r>
-        <w:rPr>
-          <w:rFonts w:hint="cs"/>
-          <w:color w:val="FF0000"/>
-          <w:rtl/>
-          <w:lang w:bidi="ar-LB"/>
-        </w:rPr>
-        <w:t xml:space="preserve"> </w:t>
-      </w:r>
-      <w:r>
-        <w:rPr>
-          <w:rFonts w:hint="cs"/>
-          <w:rtl/>
-          <w:lang w:bidi="ar-LB"/>
-        </w:rPr>
-        <w:t>هذا هو مكان إقامة جميع الكائنات الموهوبة عقليًا مستقبلاً وأبدًا، والذين ليس لهم علاقة بالله. القيصر الروماني والمسيح الكذاب سيدخلان النار قبل مُلك السلام، ومن بعدهما جميع الكائنات الأخرى (متى 5: 22؛ رؤيا 19: 20؛ رؤيا 20: 15).</w:t>
+          <w:rtl/>
+          <w:lang w:bidi="ar-EG"/>
+        </w:rPr>
+        <w:t xml:space="preserve"> 3: 1؛ رومية 13) ونصلي لهم (1. تيموثاوس 2: 1، 2)، ولكن لا يُذكر ولا في أي مكان في العهد الجديد، بأنه علينا أن نحكم أو حتى فقط أن نعبّر عن اتفاقنا في أمر ما (نصوّت).</w:t>
+      </w:r>
+    </w:p>
+    <w:p>
+      <w:pPr>
+        <w:bidi/>
+        <w:jc w:val="both"/>
+        <w:rPr>
+          <w:rtl/>
+          <w:lang w:bidi="ar-EG"/>
+        </w:rPr>
+      </w:pPr>
+      <w:r>
+        <w:rPr>
+          <w:rFonts w:hint="cs"/>
+          <w:rtl/>
+          <w:lang w:bidi="ar-EG"/>
+        </w:rPr>
+        <w:t>من واجبات التلميذ</w:t>
+      </w:r>
+    </w:p>
+    <w:p>
+      <w:pPr>
+        <w:bidi/>
+        <w:jc w:val="both"/>
+        <w:rPr>
+          <w:rtl/>
+          <w:lang w:bidi="ar-EG"/>
+        </w:rPr>
+      </w:pPr>
+      <w:r>
+        <w:rPr>
+          <w:rFonts w:hint="cs"/>
+          <w:rtl/>
+          <w:lang w:bidi="ar-EG"/>
+        </w:rPr>
+        <w:t>* المسيحي يرفضه العالم، كما رفض سيده أيضًا. كل مَن يريد أن يعيش في التقوى يُضطهد (2. تيموثاوس 3). إن حاول المسيحي أن ينخرط فيه، لا بد له أن يتأقلم معه (مثل لوط، مَن جلس أخيرًا عند باب سدوم).</w:t>
+      </w:r>
+    </w:p>
+    <w:p>
+      <w:pPr>
+        <w:bidi/>
+        <w:jc w:val="both"/>
+        <w:rPr>
+          <w:rtl/>
+          <w:lang w:bidi="ar-EG"/>
+        </w:rPr>
+      </w:pPr>
+      <w:r>
+        <w:rPr>
+          <w:rFonts w:hint="cs"/>
+          <w:rtl/>
+          <w:lang w:bidi="ar-EG"/>
+        </w:rPr>
+        <w:t>* ليس من واجب المسيحي أن يحسّن العالم، وإنما بأن يهتم بأن تخلص الناس من العالم. إننا لا نبلّط الطابق السفلي عندما يحترق الطابق الثالث.</w:t>
+      </w:r>
+    </w:p>
+    <w:p>
+      <w:pPr>
+        <w:bidi/>
+        <w:jc w:val="both"/>
+        <w:rPr>
+          <w:rtl/>
+          <w:lang w:bidi="ar-EG"/>
+        </w:rPr>
+      </w:pPr>
+      <w:r>
+        <w:rPr>
+          <w:rFonts w:hint="cs"/>
+          <w:rtl/>
+          <w:lang w:bidi="ar-EG"/>
+        </w:rPr>
+        <w:t>* الوقت مقصّر (1. كورنثوس 7: 29). نحن ليس لدينا فرص خالية لننشغل بالسياسة بالتفصيل. إننا لدينا مهمة أهم من ذلك.</w:t>
+      </w:r>
+    </w:p>
+    <w:p>
+      <w:pPr>
+        <w:bidi/>
+        <w:jc w:val="both"/>
+        <w:rPr>
+          <w:rFonts w:hint="cs"/>
+          <w:rtl/>
+          <w:lang w:bidi="ar-EG"/>
+        </w:rPr>
+      </w:pPr>
+      <w:r>
+        <w:rPr>
+          <w:rFonts w:hint="cs"/>
+          <w:rtl/>
+          <w:lang w:bidi="ar-EG"/>
+        </w:rPr>
+        <w:t>* المسيحي ملحُ الأرض ونور</w:t>
+      </w:r>
+      <w:r>
+        <w:rPr>
+          <w:rFonts w:hint="cs"/>
+          <w:rtl/>
+          <w:lang w:bidi="ar-EG"/>
+        </w:rPr>
+        <w:t>ٌ</w:t>
+      </w:r>
+      <w:r>
+        <w:rPr>
+          <w:rFonts w:hint="cs"/>
+          <w:rtl/>
+          <w:lang w:bidi="ar-EG"/>
+        </w:rPr>
+        <w:t xml:space="preserve"> للعالم (متى 5)، ولكن ليس من خلال محاولته أن يحسّن نظام "العالم" (ما هو ليس ممكنًا البتة)، وإنما بعيشه في تقوى الله وقيامه بأعمال صالحة.</w:t>
       </w:r>
     </w:p>
     <w:sectPr>
@@ -269,22 +450,19 @@
 </file>
 
 <file path=word/styles.xml><?xml version="1.0" encoding="utf-8"?>
-<w:styles xmlns:mc="http://schemas.openxmlformats.org/markup-compatibility/2006" xmlns:r="http://schemas.openxmlformats.org/officeDocument/2006/relationships" xmlns:w="http://schemas.openxmlformats.org/wordprocessingml/2006/main" xmlns:w14="http://schemas.microsoft.com/office/word/2010/wordml" xmlns:w15="http://schemas.microsoft.com/office/word/2012/wordml" xmlns:w16cex="http://schemas.microsoft.com/office/word/2018/wordml/cex" xmlns:w16cid="http://schemas.microsoft.com/office/word/2016/wordml/cid" xmlns:w16="http://schemas.microsoft.com/office/word/2018/wordml" xmlns:w16sdtdh="http://schemas.microsoft.com/office/word/2020/wordml/sdtdatahash" xmlns:w16se="http://schemas.microsoft.com/office/word/2015/wordml/symex" mc:Ignorable="w14 w15 w16se w16cid w16 w16cex w16sdtdh">
+<w:styles xmlns:mc="http://schemas.openxmlformats.org/markup-compatibility/2006" xmlns:r="http://schemas.openxmlformats.org/officeDocument/2006/relationships" xmlns:w="http://schemas.openxmlformats.org/wordprocessingml/2006/main" xmlns:w14="http://schemas.microsoft.com/office/word/2010/wordml" xmlns:w15="http://schemas.microsoft.com/office/word/2012/wordml" xmlns:w16cex="http://schemas.microsoft.com/office/word/2018/wordml/cex" xmlns:w16cid="http://schemas.microsoft.com/office/word/2016/wordml/cid" xmlns:w16="http://schemas.microsoft.com/office/word/2018/wordml" xmlns:w16se="http://schemas.microsoft.com/office/word/2015/wordml/symex" mc:Ignorable="w14 w15 w16se w16cid w16 w16cex">
   <w:docDefaults>
     <w:rPrDefault>
       <w:rPr>
         <w:rFonts w:ascii="Sakkal Majalla" w:eastAsiaTheme="minorHAnsi" w:hAnsi="Sakkal Majalla" w:cs="Sakkal Majalla"/>
         <w:sz w:val="28"/>
         <w:szCs w:val="28"/>
-        <w:lang w:val="en-US" w:eastAsia="en-US" w:bidi="ar-SA"/>
-        <w14:ligatures w14:val="standardContextual"/>
+        <w:lang w:val="en-IL" w:eastAsia="en-US" w:bidi="ar-SA"/>
       </w:rPr>
     </w:rPrDefault>
     <w:pPrDefault>
       <w:pPr>
-        <w:bidi/>
         <w:spacing w:after="160" w:line="259" w:lineRule="auto"/>
-        <w:jc w:val="both"/>
       </w:pPr>
     </w:pPrDefault>
   </w:docDefaults>
@@ -670,203 +848,6 @@
     <w:name w:val="Normal"/>
     <w:qFormat/>
   </w:style>
-  <w:style w:type="paragraph" w:styleId="Heading1">
-    <w:name w:val="heading 1"/>
-    <w:basedOn w:val="Normal"/>
-    <w:next w:val="Normal"/>
-    <w:link w:val="Heading1Char"/>
-    <w:uiPriority w:val="9"/>
-    <w:qFormat/>
-    <w:rsid w:val="00D1481A"/>
-    <w:pPr>
-      <w:keepNext/>
-      <w:keepLines/>
-      <w:spacing w:before="360" w:after="80"/>
-      <w:outlineLvl w:val="0"/>
-    </w:pPr>
-    <w:rPr>
-      <w:rFonts w:asciiTheme="majorHAnsi" w:eastAsiaTheme="majorEastAsia" w:hAnsiTheme="majorHAnsi" w:cstheme="majorBidi"/>
-      <w:color w:val="0F4761" w:themeColor="accent1" w:themeShade="BF"/>
-      <w:sz w:val="40"/>
-      <w:szCs w:val="40"/>
-    </w:rPr>
-  </w:style>
-  <w:style w:type="paragraph" w:styleId="Heading2">
-    <w:name w:val="heading 2"/>
-    <w:basedOn w:val="Normal"/>
-    <w:next w:val="Normal"/>
-    <w:link w:val="Heading2Char"/>
-    <w:uiPriority w:val="9"/>
-    <w:semiHidden/>
-    <w:unhideWhenUsed/>
-    <w:qFormat/>
-    <w:rsid w:val="00D1481A"/>
-    <w:pPr>
-      <w:keepNext/>
-      <w:keepLines/>
-      <w:spacing w:before="160" w:after="80"/>
-      <w:outlineLvl w:val="1"/>
-    </w:pPr>
-    <w:rPr>
-      <w:rFonts w:asciiTheme="majorHAnsi" w:eastAsiaTheme="majorEastAsia" w:hAnsiTheme="majorHAnsi" w:cstheme="majorBidi"/>
-      <w:color w:val="0F4761" w:themeColor="accent1" w:themeShade="BF"/>
-      <w:sz w:val="32"/>
-      <w:szCs w:val="32"/>
-    </w:rPr>
-  </w:style>
-  <w:style w:type="paragraph" w:styleId="Heading3">
-    <w:name w:val="heading 3"/>
-    <w:basedOn w:val="Normal"/>
-    <w:next w:val="Normal"/>
-    <w:link w:val="Heading3Char"/>
-    <w:uiPriority w:val="9"/>
-    <w:semiHidden/>
-    <w:unhideWhenUsed/>
-    <w:qFormat/>
-    <w:rsid w:val="00D1481A"/>
-    <w:pPr>
-      <w:keepNext/>
-      <w:keepLines/>
-      <w:spacing w:before="160" w:after="80"/>
-      <w:outlineLvl w:val="2"/>
-    </w:pPr>
-    <w:rPr>
-      <w:rFonts w:asciiTheme="minorHAnsi" w:eastAsiaTheme="majorEastAsia" w:hAnsiTheme="minorHAnsi" w:cstheme="majorBidi"/>
-      <w:color w:val="0F4761" w:themeColor="accent1" w:themeShade="BF"/>
-    </w:rPr>
-  </w:style>
-  <w:style w:type="paragraph" w:styleId="Heading4">
-    <w:name w:val="heading 4"/>
-    <w:basedOn w:val="Normal"/>
-    <w:next w:val="Normal"/>
-    <w:link w:val="Heading4Char"/>
-    <w:uiPriority w:val="9"/>
-    <w:semiHidden/>
-    <w:unhideWhenUsed/>
-    <w:qFormat/>
-    <w:rsid w:val="00D1481A"/>
-    <w:pPr>
-      <w:keepNext/>
-      <w:keepLines/>
-      <w:spacing w:before="80" w:after="40"/>
-      <w:outlineLvl w:val="3"/>
-    </w:pPr>
-    <w:rPr>
-      <w:rFonts w:asciiTheme="minorHAnsi" w:eastAsiaTheme="majorEastAsia" w:hAnsiTheme="minorHAnsi" w:cstheme="majorBidi"/>
-      <w:i/>
-      <w:iCs/>
-      <w:color w:val="0F4761" w:themeColor="accent1" w:themeShade="BF"/>
-    </w:rPr>
-  </w:style>
-  <w:style w:type="paragraph" w:styleId="Heading5">
-    <w:name w:val="heading 5"/>
-    <w:basedOn w:val="Normal"/>
-    <w:next w:val="Normal"/>
-    <w:link w:val="Heading5Char"/>
-    <w:uiPriority w:val="9"/>
-    <w:semiHidden/>
-    <w:unhideWhenUsed/>
-    <w:qFormat/>
-    <w:rsid w:val="00D1481A"/>
-    <w:pPr>
-      <w:keepNext/>
-      <w:keepLines/>
-      <w:spacing w:before="80" w:after="40"/>
-      <w:outlineLvl w:val="4"/>
-    </w:pPr>
-    <w:rPr>
-      <w:rFonts w:asciiTheme="minorHAnsi" w:eastAsiaTheme="majorEastAsia" w:hAnsiTheme="minorHAnsi" w:cstheme="majorBidi"/>
-      <w:color w:val="0F4761" w:themeColor="accent1" w:themeShade="BF"/>
-    </w:rPr>
-  </w:style>
-  <w:style w:type="paragraph" w:styleId="Heading6">
-    <w:name w:val="heading 6"/>
-    <w:basedOn w:val="Normal"/>
-    <w:next w:val="Normal"/>
-    <w:link w:val="Heading6Char"/>
-    <w:uiPriority w:val="9"/>
-    <w:semiHidden/>
-    <w:unhideWhenUsed/>
-    <w:qFormat/>
-    <w:rsid w:val="00D1481A"/>
-    <w:pPr>
-      <w:keepNext/>
-      <w:keepLines/>
-      <w:spacing w:before="40" w:after="0"/>
-      <w:outlineLvl w:val="5"/>
-    </w:pPr>
-    <w:rPr>
-      <w:rFonts w:asciiTheme="minorHAnsi" w:eastAsiaTheme="majorEastAsia" w:hAnsiTheme="minorHAnsi" w:cstheme="majorBidi"/>
-      <w:i/>
-      <w:iCs/>
-      <w:color w:val="595959" w:themeColor="text1" w:themeTint="A6"/>
-    </w:rPr>
-  </w:style>
-  <w:style w:type="paragraph" w:styleId="Heading7">
-    <w:name w:val="heading 7"/>
-    <w:basedOn w:val="Normal"/>
-    <w:next w:val="Normal"/>
-    <w:link w:val="Heading7Char"/>
-    <w:uiPriority w:val="9"/>
-    <w:semiHidden/>
-    <w:unhideWhenUsed/>
-    <w:qFormat/>
-    <w:rsid w:val="00D1481A"/>
-    <w:pPr>
-      <w:keepNext/>
-      <w:keepLines/>
-      <w:spacing w:before="40" w:after="0"/>
-      <w:outlineLvl w:val="6"/>
-    </w:pPr>
-    <w:rPr>
-      <w:rFonts w:asciiTheme="minorHAnsi" w:eastAsiaTheme="majorEastAsia" w:hAnsiTheme="minorHAnsi" w:cstheme="majorBidi"/>
-      <w:color w:val="595959" w:themeColor="text1" w:themeTint="A6"/>
-    </w:rPr>
-  </w:style>
-  <w:style w:type="paragraph" w:styleId="Heading8">
-    <w:name w:val="heading 8"/>
-    <w:basedOn w:val="Normal"/>
-    <w:next w:val="Normal"/>
-    <w:link w:val="Heading8Char"/>
-    <w:uiPriority w:val="9"/>
-    <w:semiHidden/>
-    <w:unhideWhenUsed/>
-    <w:qFormat/>
-    <w:rsid w:val="00D1481A"/>
-    <w:pPr>
-      <w:keepNext/>
-      <w:keepLines/>
-      <w:spacing w:after="0"/>
-      <w:outlineLvl w:val="7"/>
-    </w:pPr>
-    <w:rPr>
-      <w:rFonts w:asciiTheme="minorHAnsi" w:eastAsiaTheme="majorEastAsia" w:hAnsiTheme="minorHAnsi" w:cstheme="majorBidi"/>
-      <w:i/>
-      <w:iCs/>
-      <w:color w:val="272727" w:themeColor="text1" w:themeTint="D8"/>
-    </w:rPr>
-  </w:style>
-  <w:style w:type="paragraph" w:styleId="Heading9">
-    <w:name w:val="heading 9"/>
-    <w:basedOn w:val="Normal"/>
-    <w:next w:val="Normal"/>
-    <w:link w:val="Heading9Char"/>
-    <w:uiPriority w:val="9"/>
-    <w:semiHidden/>
-    <w:unhideWhenUsed/>
-    <w:qFormat/>
-    <w:rsid w:val="00D1481A"/>
-    <w:pPr>
-      <w:keepNext/>
-      <w:keepLines/>
-      <w:spacing w:after="0"/>
-      <w:outlineLvl w:val="8"/>
-    </w:pPr>
-    <w:rPr>
-      <w:rFonts w:asciiTheme="minorHAnsi" w:eastAsiaTheme="majorEastAsia" w:hAnsiTheme="minorHAnsi" w:cstheme="majorBidi"/>
-      <w:color w:val="272727" w:themeColor="text1" w:themeTint="D8"/>
-    </w:rPr>
-  </w:style>
   <w:style w:type="character" w:default="1" w:styleId="DefaultParagraphFont">
     <w:name w:val="Default Paragraph Font"/>
     <w:uiPriority w:val="1"/>
@@ -894,288 +875,102 @@
     <w:semiHidden/>
     <w:unhideWhenUsed/>
   </w:style>
-  <w:style w:type="character" w:customStyle="1" w:styleId="Heading1Char">
-    <w:name w:val="Heading 1 Char"/>
+  <w:style w:type="character" w:styleId="CommentReference">
+    <w:name w:val="annotation reference"/>
     <w:basedOn w:val="DefaultParagraphFont"/>
-    <w:link w:val="Heading1"/>
-    <w:uiPriority w:val="9"/>
-    <w:rsid w:val="00D1481A"/>
+    <w:uiPriority w:val="99"/>
+    <w:semiHidden/>
+    <w:unhideWhenUsed/>
+    <w:rsid w:val="00A1780E"/>
     <w:rPr>
-      <w:rFonts w:asciiTheme="majorHAnsi" w:eastAsiaTheme="majorEastAsia" w:hAnsiTheme="majorHAnsi" w:cstheme="majorBidi"/>
-      <w:color w:val="0F4761" w:themeColor="accent1" w:themeShade="BF"/>
-      <w:sz w:val="40"/>
-      <w:szCs w:val="40"/>
+      <w:sz w:val="16"/>
+      <w:szCs w:val="16"/>
     </w:rPr>
   </w:style>
-  <w:style w:type="character" w:customStyle="1" w:styleId="Heading2Char">
-    <w:name w:val="Heading 2 Char"/>
-    <w:basedOn w:val="DefaultParagraphFont"/>
-    <w:link w:val="Heading2"/>
-    <w:uiPriority w:val="9"/>
+  <w:style w:type="paragraph" w:styleId="CommentText">
+    <w:name w:val="annotation text"/>
+    <w:basedOn w:val="Normal"/>
+    <w:link w:val="CommentTextChar"/>
+    <w:uiPriority w:val="99"/>
     <w:semiHidden/>
-    <w:rsid w:val="00D1481A"/>
+    <w:unhideWhenUsed/>
+    <w:rsid w:val="00A1780E"/>
+    <w:pPr>
+      <w:spacing w:line="240" w:lineRule="auto"/>
+    </w:pPr>
     <w:rPr>
-      <w:rFonts w:asciiTheme="majorHAnsi" w:eastAsiaTheme="majorEastAsia" w:hAnsiTheme="majorHAnsi" w:cstheme="majorBidi"/>
-      <w:color w:val="0F4761" w:themeColor="accent1" w:themeShade="BF"/>
-      <w:sz w:val="32"/>
-      <w:szCs w:val="32"/>
+      <w:sz w:val="20"/>
+      <w:szCs w:val="20"/>
     </w:rPr>
   </w:style>
-  <w:style w:type="character" w:customStyle="1" w:styleId="Heading3Char">
-    <w:name w:val="Heading 3 Char"/>
+  <w:style w:type="character" w:customStyle="1" w:styleId="CommentTextChar">
+    <w:name w:val="Comment Text Char"/>
     <w:basedOn w:val="DefaultParagraphFont"/>
-    <w:link w:val="Heading3"/>
-    <w:uiPriority w:val="9"/>
+    <w:link w:val="CommentText"/>
+    <w:uiPriority w:val="99"/>
     <w:semiHidden/>
-    <w:rsid w:val="00D1481A"/>
+    <w:rsid w:val="00A1780E"/>
     <w:rPr>
-      <w:rFonts w:asciiTheme="minorHAnsi" w:eastAsiaTheme="majorEastAsia" w:hAnsiTheme="minorHAnsi" w:cstheme="majorBidi"/>
-      <w:color w:val="0F4761" w:themeColor="accent1" w:themeShade="BF"/>
+      <w:sz w:val="20"/>
+      <w:szCs w:val="20"/>
     </w:rPr>
   </w:style>
-  <w:style w:type="character" w:customStyle="1" w:styleId="Heading4Char">
-    <w:name w:val="Heading 4 Char"/>
-    <w:basedOn w:val="DefaultParagraphFont"/>
-    <w:link w:val="Heading4"/>
-    <w:uiPriority w:val="9"/>
+  <w:style w:type="paragraph" w:styleId="CommentSubject">
+    <w:name w:val="annotation subject"/>
+    <w:basedOn w:val="CommentText"/>
+    <w:next w:val="CommentText"/>
+    <w:link w:val="CommentSubjectChar"/>
+    <w:uiPriority w:val="99"/>
     <w:semiHidden/>
-    <w:rsid w:val="00D1481A"/>
-    <w:rPr>
-      <w:rFonts w:asciiTheme="minorHAnsi" w:eastAsiaTheme="majorEastAsia" w:hAnsiTheme="minorHAnsi" w:cstheme="majorBidi"/>
-      <w:i/>
-      <w:iCs/>
-      <w:color w:val="0F4761" w:themeColor="accent1" w:themeShade="BF"/>
-    </w:rPr>
-  </w:style>
-  <w:style w:type="character" w:customStyle="1" w:styleId="Heading5Char">
-    <w:name w:val="Heading 5 Char"/>
-    <w:basedOn w:val="DefaultParagraphFont"/>
-    <w:link w:val="Heading5"/>
-    <w:uiPriority w:val="9"/>
-    <w:semiHidden/>
-    <w:rsid w:val="00D1481A"/>
-    <w:rPr>
-      <w:rFonts w:asciiTheme="minorHAnsi" w:eastAsiaTheme="majorEastAsia" w:hAnsiTheme="minorHAnsi" w:cstheme="majorBidi"/>
-      <w:color w:val="0F4761" w:themeColor="accent1" w:themeShade="BF"/>
-    </w:rPr>
-  </w:style>
-  <w:style w:type="character" w:customStyle="1" w:styleId="Heading6Char">
-    <w:name w:val="Heading 6 Char"/>
-    <w:basedOn w:val="DefaultParagraphFont"/>
-    <w:link w:val="Heading6"/>
-    <w:uiPriority w:val="9"/>
-    <w:semiHidden/>
-    <w:rsid w:val="00D1481A"/>
-    <w:rPr>
-      <w:rFonts w:asciiTheme="minorHAnsi" w:eastAsiaTheme="majorEastAsia" w:hAnsiTheme="minorHAnsi" w:cstheme="majorBidi"/>
-      <w:i/>
-      <w:iCs/>
-      <w:color w:val="595959" w:themeColor="text1" w:themeTint="A6"/>
-    </w:rPr>
-  </w:style>
-  <w:style w:type="character" w:customStyle="1" w:styleId="Heading7Char">
-    <w:name w:val="Heading 7 Char"/>
-    <w:basedOn w:val="DefaultParagraphFont"/>
-    <w:link w:val="Heading7"/>
-    <w:uiPriority w:val="9"/>
-    <w:semiHidden/>
-    <w:rsid w:val="00D1481A"/>
-    <w:rPr>
-      <w:rFonts w:asciiTheme="minorHAnsi" w:eastAsiaTheme="majorEastAsia" w:hAnsiTheme="minorHAnsi" w:cstheme="majorBidi"/>
-      <w:color w:val="595959" w:themeColor="text1" w:themeTint="A6"/>
-    </w:rPr>
-  </w:style>
-  <w:style w:type="character" w:customStyle="1" w:styleId="Heading8Char">
-    <w:name w:val="Heading 8 Char"/>
-    <w:basedOn w:val="DefaultParagraphFont"/>
-    <w:link w:val="Heading8"/>
-    <w:uiPriority w:val="9"/>
-    <w:semiHidden/>
-    <w:rsid w:val="00D1481A"/>
-    <w:rPr>
-      <w:rFonts w:asciiTheme="minorHAnsi" w:eastAsiaTheme="majorEastAsia" w:hAnsiTheme="minorHAnsi" w:cstheme="majorBidi"/>
-      <w:i/>
-      <w:iCs/>
-      <w:color w:val="272727" w:themeColor="text1" w:themeTint="D8"/>
-    </w:rPr>
-  </w:style>
-  <w:style w:type="character" w:customStyle="1" w:styleId="Heading9Char">
-    <w:name w:val="Heading 9 Char"/>
-    <w:basedOn w:val="DefaultParagraphFont"/>
-    <w:link w:val="Heading9"/>
-    <w:uiPriority w:val="9"/>
-    <w:semiHidden/>
-    <w:rsid w:val="00D1481A"/>
-    <w:rPr>
-      <w:rFonts w:asciiTheme="minorHAnsi" w:eastAsiaTheme="majorEastAsia" w:hAnsiTheme="minorHAnsi" w:cstheme="majorBidi"/>
-      <w:color w:val="272727" w:themeColor="text1" w:themeTint="D8"/>
-    </w:rPr>
-  </w:style>
-  <w:style w:type="paragraph" w:styleId="Title">
-    <w:name w:val="Title"/>
-    <w:basedOn w:val="Normal"/>
-    <w:next w:val="Normal"/>
-    <w:link w:val="TitleChar"/>
-    <w:uiPriority w:val="10"/>
-    <w:qFormat/>
-    <w:rsid w:val="00D1481A"/>
-    <w:pPr>
-      <w:spacing w:after="80" w:line="240" w:lineRule="auto"/>
-      <w:contextualSpacing/>
-    </w:pPr>
-    <w:rPr>
-      <w:rFonts w:asciiTheme="majorHAnsi" w:eastAsiaTheme="majorEastAsia" w:hAnsiTheme="majorHAnsi" w:cstheme="majorBidi"/>
-      <w:spacing w:val="-10"/>
-      <w:kern w:val="28"/>
-      <w:sz w:val="56"/>
-      <w:szCs w:val="56"/>
-    </w:rPr>
-  </w:style>
-  <w:style w:type="character" w:customStyle="1" w:styleId="TitleChar">
-    <w:name w:val="Title Char"/>
-    <w:basedOn w:val="DefaultParagraphFont"/>
-    <w:link w:val="Title"/>
-    <w:uiPriority w:val="10"/>
-    <w:rsid w:val="00D1481A"/>
-    <w:rPr>
-      <w:rFonts w:asciiTheme="majorHAnsi" w:eastAsiaTheme="majorEastAsia" w:hAnsiTheme="majorHAnsi" w:cstheme="majorBidi"/>
-      <w:spacing w:val="-10"/>
-      <w:kern w:val="28"/>
-      <w:sz w:val="56"/>
-      <w:szCs w:val="56"/>
-    </w:rPr>
-  </w:style>
-  <w:style w:type="paragraph" w:styleId="Subtitle">
-    <w:name w:val="Subtitle"/>
-    <w:basedOn w:val="Normal"/>
-    <w:next w:val="Normal"/>
-    <w:link w:val="SubtitleChar"/>
-    <w:uiPriority w:val="11"/>
-    <w:qFormat/>
-    <w:rsid w:val="00D1481A"/>
-    <w:pPr>
-      <w:numPr>
-        <w:ilvl w:val="1"/>
-      </w:numPr>
-    </w:pPr>
-    <w:rPr>
-      <w:rFonts w:asciiTheme="minorHAnsi" w:eastAsiaTheme="majorEastAsia" w:hAnsiTheme="minorHAnsi" w:cstheme="majorBidi"/>
-      <w:color w:val="595959" w:themeColor="text1" w:themeTint="A6"/>
-      <w:spacing w:val="15"/>
-    </w:rPr>
-  </w:style>
-  <w:style w:type="character" w:customStyle="1" w:styleId="SubtitleChar">
-    <w:name w:val="Subtitle Char"/>
-    <w:basedOn w:val="DefaultParagraphFont"/>
-    <w:link w:val="Subtitle"/>
-    <w:uiPriority w:val="11"/>
-    <w:rsid w:val="00D1481A"/>
-    <w:rPr>
-      <w:rFonts w:asciiTheme="minorHAnsi" w:eastAsiaTheme="majorEastAsia" w:hAnsiTheme="minorHAnsi" w:cstheme="majorBidi"/>
-      <w:color w:val="595959" w:themeColor="text1" w:themeTint="A6"/>
-      <w:spacing w:val="15"/>
-    </w:rPr>
-  </w:style>
-  <w:style w:type="paragraph" w:styleId="Quote">
-    <w:name w:val="Quote"/>
-    <w:basedOn w:val="Normal"/>
-    <w:next w:val="Normal"/>
-    <w:link w:val="QuoteChar"/>
-    <w:uiPriority w:val="29"/>
-    <w:qFormat/>
-    <w:rsid w:val="00D1481A"/>
-    <w:pPr>
-      <w:spacing w:before="160"/>
-      <w:jc w:val="center"/>
-    </w:pPr>
-    <w:rPr>
-      <w:i/>
-      <w:iCs/>
-      <w:color w:val="404040" w:themeColor="text1" w:themeTint="BF"/>
-    </w:rPr>
-  </w:style>
-  <w:style w:type="character" w:customStyle="1" w:styleId="QuoteChar">
-    <w:name w:val="Quote Char"/>
-    <w:basedOn w:val="DefaultParagraphFont"/>
-    <w:link w:val="Quote"/>
-    <w:uiPriority w:val="29"/>
-    <w:rsid w:val="00D1481A"/>
-    <w:rPr>
-      <w:i/>
-      <w:iCs/>
-      <w:color w:val="404040" w:themeColor="text1" w:themeTint="BF"/>
-    </w:rPr>
-  </w:style>
-  <w:style w:type="paragraph" w:styleId="ListParagraph">
-    <w:name w:val="List Paragraph"/>
-    <w:basedOn w:val="Normal"/>
-    <w:uiPriority w:val="34"/>
-    <w:qFormat/>
-    <w:rsid w:val="00D1481A"/>
-    <w:pPr>
-      <w:ind w:left="720"/>
-      <w:contextualSpacing/>
-    </w:pPr>
-  </w:style>
-  <w:style w:type="character" w:styleId="IntenseEmphasis">
-    <w:name w:val="Intense Emphasis"/>
-    <w:basedOn w:val="DefaultParagraphFont"/>
-    <w:uiPriority w:val="21"/>
-    <w:qFormat/>
-    <w:rsid w:val="00D1481A"/>
-    <w:rPr>
-      <w:i/>
-      <w:iCs/>
-      <w:color w:val="0F4761" w:themeColor="accent1" w:themeShade="BF"/>
-    </w:rPr>
-  </w:style>
-  <w:style w:type="paragraph" w:styleId="IntenseQuote">
-    <w:name w:val="Intense Quote"/>
-    <w:basedOn w:val="Normal"/>
-    <w:next w:val="Normal"/>
-    <w:link w:val="IntenseQuoteChar"/>
-    <w:uiPriority w:val="30"/>
-    <w:qFormat/>
-    <w:rsid w:val="00D1481A"/>
-    <w:pPr>
-      <w:pBdr>
-        <w:top w:val="single" w:sz="4" w:space="10" w:color="0F4761" w:themeColor="accent1" w:themeShade="BF"/>
-        <w:bottom w:val="single" w:sz="4" w:space="10" w:color="0F4761" w:themeColor="accent1" w:themeShade="BF"/>
-      </w:pBdr>
-      <w:spacing w:before="360" w:after="360"/>
-      <w:ind w:left="864" w:right="864"/>
-      <w:jc w:val="center"/>
-    </w:pPr>
-    <w:rPr>
-      <w:i/>
-      <w:iCs/>
-      <w:color w:val="0F4761" w:themeColor="accent1" w:themeShade="BF"/>
-    </w:rPr>
-  </w:style>
-  <w:style w:type="character" w:customStyle="1" w:styleId="IntenseQuoteChar">
-    <w:name w:val="Intense Quote Char"/>
-    <w:basedOn w:val="DefaultParagraphFont"/>
-    <w:link w:val="IntenseQuote"/>
-    <w:uiPriority w:val="30"/>
-    <w:rsid w:val="00D1481A"/>
-    <w:rPr>
-      <w:i/>
-      <w:iCs/>
-      <w:color w:val="0F4761" w:themeColor="accent1" w:themeShade="BF"/>
-    </w:rPr>
-  </w:style>
-  <w:style w:type="character" w:styleId="IntenseReference">
-    <w:name w:val="Intense Reference"/>
-    <w:basedOn w:val="DefaultParagraphFont"/>
-    <w:uiPriority w:val="32"/>
-    <w:qFormat/>
-    <w:rsid w:val="00D1481A"/>
+    <w:unhideWhenUsed/>
+    <w:rsid w:val="00A1780E"/>
     <w:rPr>
       <w:b/>
       <w:bCs/>
-      <w:smallCaps/>
-      <w:color w:val="0F4761" w:themeColor="accent1" w:themeShade="BF"/>
-      <w:spacing w:val="5"/>
+    </w:rPr>
+  </w:style>
+  <w:style w:type="character" w:customStyle="1" w:styleId="CommentSubjectChar">
+    <w:name w:val="Comment Subject Char"/>
+    <w:basedOn w:val="CommentTextChar"/>
+    <w:link w:val="CommentSubject"/>
+    <w:uiPriority w:val="99"/>
+    <w:semiHidden/>
+    <w:rsid w:val="00A1780E"/>
+    <w:rPr>
+      <w:b/>
+      <w:bCs/>
+      <w:sz w:val="20"/>
+      <w:szCs w:val="20"/>
+    </w:rPr>
+  </w:style>
+  <w:style w:type="paragraph" w:styleId="BalloonText">
+    <w:name w:val="Balloon Text"/>
+    <w:basedOn w:val="Normal"/>
+    <w:link w:val="BalloonTextChar"/>
+    <w:uiPriority w:val="99"/>
+    <w:semiHidden/>
+    <w:unhideWhenUsed/>
+    <w:rsid w:val="00A1780E"/>
+    <w:pPr>
+      <w:spacing w:after="0" w:line="240" w:lineRule="auto"/>
+    </w:pPr>
+    <w:rPr>
+      <w:rFonts w:ascii="Segoe UI" w:hAnsi="Segoe UI" w:cs="Segoe UI"/>
+      <w:sz w:val="18"/>
+      <w:szCs w:val="18"/>
+    </w:rPr>
+  </w:style>
+  <w:style w:type="character" w:customStyle="1" w:styleId="BalloonTextChar">
+    <w:name w:val="Balloon Text Char"/>
+    <w:basedOn w:val="DefaultParagraphFont"/>
+    <w:link w:val="BalloonText"/>
+    <w:uiPriority w:val="99"/>
+    <w:semiHidden/>
+    <w:rsid w:val="00A1780E"/>
+    <w:rPr>
+      <w:rFonts w:ascii="Segoe UI" w:hAnsi="Segoe UI" w:cs="Segoe UI"/>
+      <w:sz w:val="18"/>
+      <w:szCs w:val="18"/>
     </w:rPr>
   </w:style>
   <w:style w:type="character" w:styleId="Hyperlink">
@@ -1183,9 +978,9 @@
     <w:basedOn w:val="DefaultParagraphFont"/>
     <w:uiPriority w:val="99"/>
     <w:unhideWhenUsed/>
-    <w:rsid w:val="00216774"/>
+    <w:rsid w:val="00A1780E"/>
     <w:rPr>
-      <w:color w:val="467886" w:themeColor="hyperlink"/>
+      <w:color w:val="0563C1" w:themeColor="hyperlink"/>
       <w:u w:val="single"/>
     </w:rPr>
   </w:style>
@@ -1195,7 +990,7 @@
     <w:uiPriority w:val="99"/>
     <w:semiHidden/>
     <w:unhideWhenUsed/>
-    <w:rsid w:val="00216774"/>
+    <w:rsid w:val="00A1780E"/>
     <w:rPr>
       <w:color w:val="605E5C"/>
       <w:shd w:val="clear" w:color="auto" w:fill="E1DFDD"/>
@@ -1205,7 +1000,7 @@
 </file>
 
 <file path=word/theme/theme1.xml><?xml version="1.0" encoding="utf-8"?>
-<a:theme xmlns:a="http://schemas.openxmlformats.org/drawingml/2006/main" name="Office Theme">
+<a:theme xmlns:a="http://schemas.openxmlformats.org/drawingml/2006/main" name="ערכת נושא Office">
   <a:themeElements>
     <a:clrScheme name="Office">
       <a:dk1>
@@ -1215,39 +1010,39 @@
         <a:sysClr val="window" lastClr="FFFFFF"/>
       </a:lt1>
       <a:dk2>
-        <a:srgbClr val="0E2841"/>
+        <a:srgbClr val="44546A"/>
       </a:dk2>
       <a:lt2>
-        <a:srgbClr val="E8E8E8"/>
+        <a:srgbClr val="E7E6E6"/>
       </a:lt2>
       <a:accent1>
-        <a:srgbClr val="156082"/>
+        <a:srgbClr val="4472C4"/>
       </a:accent1>
       <a:accent2>
-        <a:srgbClr val="E97132"/>
+        <a:srgbClr val="ED7D31"/>
       </a:accent2>
       <a:accent3>
-        <a:srgbClr val="196B24"/>
+        <a:srgbClr val="A5A5A5"/>
       </a:accent3>
       <a:accent4>
-        <a:srgbClr val="0F9ED5"/>
+        <a:srgbClr val="FFC000"/>
       </a:accent4>
       <a:accent5>
-        <a:srgbClr val="A02B93"/>
+        <a:srgbClr val="5B9BD5"/>
       </a:accent5>
       <a:accent6>
-        <a:srgbClr val="4EA72E"/>
+        <a:srgbClr val="70AD47"/>
       </a:accent6>
       <a:hlink>
-        <a:srgbClr val="467886"/>
+        <a:srgbClr val="0563C1"/>
       </a:hlink>
       <a:folHlink>
-        <a:srgbClr val="96607D"/>
+        <a:srgbClr val="954F72"/>
       </a:folHlink>
     </a:clrScheme>
     <a:fontScheme name="Office">
       <a:majorFont>
-        <a:latin typeface="Aptos Display" panose="02110004020202020204"/>
+        <a:latin typeface="Calibri Light" panose="020F0302020204030204"/>
         <a:ea typeface=""/>
         <a:cs typeface=""/>
         <a:font script="Jpan" typeface="游ゴシック Light"/>
@@ -1299,10 +1094,10 @@
         <a:font script="Tfng" typeface="Ebrima"/>
       </a:majorFont>
       <a:minorFont>
-        <a:latin typeface="Aptos" panose="02110004020202020204"/>
+        <a:latin typeface="Calibri" panose="020F0502020204030204"/>
         <a:ea typeface=""/>
         <a:cs typeface=""/>
-        <a:font script="Jpan" typeface="游ゴシック"/>
+        <a:font script="Jpan" typeface="游明朝"/>
         <a:font script="Hang" typeface="맑은 고딕"/>
         <a:font script="Hans" typeface="等线"/>
         <a:font script="Hant" typeface="新細明體"/>

--- a/docs/downloads/gerrid-setzer/تم/doc_0181.docx
+++ b/docs/downloads/gerrid-setzer/تم/doc_0181.docx
@@ -1,442 +1,261 @@
 
 <file path=word/document.xml><?xml version="1.0" encoding="utf-8"?>
-<w:document xmlns:wpc="http://schemas.microsoft.com/office/word/2010/wordprocessingCanvas" xmlns:cx="http://schemas.microsoft.com/office/drawing/2014/chartex" xmlns:cx1="http://schemas.microsoft.com/office/drawing/2015/9/8/chartex" xmlns:cx2="http://schemas.microsoft.com/office/drawing/2015/10/21/chartex" xmlns:cx3="http://schemas.microsoft.com/office/drawing/2016/5/9/chartex" xmlns:cx4="http://schemas.microsoft.com/office/drawing/2016/5/10/chartex" xmlns:cx5="http://schemas.microsoft.com/office/drawing/2016/5/11/chartex" xmlns:cx6="http://schemas.microsoft.com/office/drawing/2016/5/12/chartex" xmlns:cx7="http://schemas.microsoft.com/office/drawing/2016/5/13/chartex" xmlns:cx8="http://schemas.microsoft.com/office/drawing/2016/5/14/chartex" xmlns:mc="http://schemas.openxmlformats.org/markup-compatibility/2006" xmlns:aink="http://schemas.microsoft.com/office/drawing/2016/ink" xmlns:am3d="http://schemas.microsoft.com/office/drawing/2017/model3d" xmlns:o="urn:schemas-microsoft-com:office:office" xmlns:r="http://schemas.openxmlformats.org/officeDocument/2006/relationships" xmlns:m="http://schemas.openxmlformats.org/officeDocument/2006/math" xmlns:v="urn:schemas-microsoft-com:vml" xmlns:wp14="http://schemas.microsoft.com/office/word/2010/wordprocessingDrawing" xmlns:wp="http://schemas.openxmlformats.org/drawingml/2006/wordprocessingDrawing" xmlns:w10="urn:schemas-microsoft-com:office:word" xmlns:w="http://schemas.openxmlformats.org/wordprocessingml/2006/main" xmlns:w14="http://schemas.microsoft.com/office/word/2010/wordml" xmlns:w15="http://schemas.microsoft.com/office/word/2012/wordml" xmlns:w16cex="http://schemas.microsoft.com/office/word/2018/wordml/cex" xmlns:w16cid="http://schemas.microsoft.com/office/word/2016/wordml/cid" xmlns:w16="http://schemas.microsoft.com/office/word/2018/wordml" xmlns:w16se="http://schemas.microsoft.com/office/word/2015/wordml/symex" xmlns:wpg="http://schemas.microsoft.com/office/word/2010/wordprocessingGroup" xmlns:wpi="http://schemas.microsoft.com/office/word/2010/wordprocessingInk" xmlns:wne="http://schemas.microsoft.com/office/word/2006/wordml" xmlns:wps="http://schemas.microsoft.com/office/word/2010/wordprocessingShape" mc:Ignorable="w14 w15 w16se w16cid w16 w16cex wp14">
+<w:document xmlns:wpc="http://schemas.microsoft.com/office/word/2010/wordprocessingCanvas" xmlns:cx="http://schemas.microsoft.com/office/drawing/2014/chartex" xmlns:cx1="http://schemas.microsoft.com/office/drawing/2015/9/8/chartex" xmlns:cx2="http://schemas.microsoft.com/office/drawing/2015/10/21/chartex" xmlns:cx3="http://schemas.microsoft.com/office/drawing/2016/5/9/chartex" xmlns:cx4="http://schemas.microsoft.com/office/drawing/2016/5/10/chartex" xmlns:cx5="http://schemas.microsoft.com/office/drawing/2016/5/11/chartex" xmlns:cx6="http://schemas.microsoft.com/office/drawing/2016/5/12/chartex" xmlns:cx7="http://schemas.microsoft.com/office/drawing/2016/5/13/chartex" xmlns:cx8="http://schemas.microsoft.com/office/drawing/2016/5/14/chartex" xmlns:mc="http://schemas.openxmlformats.org/markup-compatibility/2006" xmlns:aink="http://schemas.microsoft.com/office/drawing/2016/ink" xmlns:am3d="http://schemas.microsoft.com/office/drawing/2017/model3d" xmlns:o="urn:schemas-microsoft-com:office:office" xmlns:oel="http://schemas.microsoft.com/office/2019/extlst" xmlns:r="http://schemas.openxmlformats.org/officeDocument/2006/relationships" xmlns:m="http://schemas.openxmlformats.org/officeDocument/2006/math" xmlns:v="urn:schemas-microsoft-com:vml" xmlns:wp14="http://schemas.microsoft.com/office/word/2010/wordprocessingDrawing" xmlns:wp="http://schemas.openxmlformats.org/drawingml/2006/wordprocessingDrawing" xmlns:w10="urn:schemas-microsoft-com:office:word" xmlns:w="http://schemas.openxmlformats.org/wordprocessingml/2006/main" xmlns:w14="http://schemas.microsoft.com/office/word/2010/wordml" xmlns:w15="http://schemas.microsoft.com/office/word/2012/wordml" xmlns:w16cex="http://schemas.microsoft.com/office/word/2018/wordml/cex" xmlns:w16cid="http://schemas.microsoft.com/office/word/2016/wordml/cid" xmlns:w16="http://schemas.microsoft.com/office/word/2018/wordml" xmlns:w16sdtdh="http://schemas.microsoft.com/office/word/2020/wordml/sdtdatahash" xmlns:w16se="http://schemas.microsoft.com/office/word/2015/wordml/symex" xmlns:wpg="http://schemas.microsoft.com/office/word/2010/wordprocessingGroup" xmlns:wpi="http://schemas.microsoft.com/office/word/2010/wordprocessingInk" xmlns:wne="http://schemas.microsoft.com/office/word/2006/wordml" xmlns:wps="http://schemas.microsoft.com/office/word/2010/wordprocessingShape" mc:Ignorable="w14 w15 w16se w16cid w16 w16cex w16sdtdh wp14">
   <w:body>
     <w:p>
       <w:pPr>
-        <w:bidi/>
-        <w:jc w:val="center"/>
-        <w:rPr>
-          <w:rtl/>
-          <w:lang w:bidi="ar-EG"/>
+        <w:rPr>
+          <w:rtl/>
         </w:rPr>
       </w:pPr>
       <w:r>
         <w:rPr>
           <w:rtl/>
-          <w:lang w:bidi="ar-EG"/>
         </w:rPr>
         <w:fldChar w:fldCharType="begin"/>
       </w:r>
       <w:r>
-        <w:rPr>
-          <w:rtl/>
-          <w:lang w:bidi="ar-EG"/>
-        </w:rPr>
-        <w:instrText xml:space="preserve"> </w:instrText>
-      </w:r>
-      <w:r>
-        <w:rPr>
-          <w:lang w:bidi="ar-EG"/>
-        </w:rPr>
         <w:instrText>HYPERLINK</w:instrText>
       </w:r>
       <w:r>
         <w:rPr>
           <w:rtl/>
-          <w:lang w:bidi="ar-EG"/>
         </w:rPr>
         <w:instrText xml:space="preserve"> "</w:instrText>
       </w:r>
       <w:r>
-        <w:rPr>
-          <w:lang w:bidi="ar-EG"/>
-        </w:rPr>
-        <w:instrText>https://www.bibelstudium.de/articles/4524/in-der-welt-nicht-von-der-welt.html</w:instrText>
-      </w:r>
-      <w:r>
-        <w:rPr>
-          <w:rtl/>
-          <w:lang w:bidi="ar-EG"/>
-        </w:rPr>
-        <w:instrText xml:space="preserve">" </w:instrText>
-      </w:r>
-      <w:r>
-        <w:rPr>
-          <w:rtl/>
-          <w:lang w:bidi="ar-EG"/>
-        </w:rPr>
-      </w:r>
-      <w:r>
-        <w:rPr>
-          <w:rtl/>
-          <w:lang w:bidi="ar-EG"/>
+        <w:instrText>https://www.bibelstudium.de/articles/2065/unterwelten.html</w:instrText>
+      </w:r>
+      <w:r>
+        <w:rPr>
+          <w:rtl/>
+        </w:rPr>
+        <w:instrText>"</w:instrText>
+      </w:r>
+      <w:r>
+        <w:rPr>
+          <w:rtl/>
+        </w:rPr>
+      </w:r>
+      <w:r>
+        <w:rPr>
+          <w:rtl/>
         </w:rPr>
         <w:fldChar w:fldCharType="separate"/>
       </w:r>
       <w:r>
         <w:rPr>
           <w:rStyle w:val="Hyperlink"/>
-          <w:rFonts w:hint="cs"/>
-          <w:rtl/>
-          <w:lang w:bidi="ar-EG"/>
-        </w:rPr>
-        <w:t>في العالم ولكن لسنا من العالم</w:t>
-      </w:r>
-      <w:r>
-        <w:rPr>
-          <w:rtl/>
-          <w:lang w:bidi="ar-EG"/>
+          <w:rtl/>
+        </w:rPr>
+        <w:t>عوالم سفلية</w:t>
+      </w:r>
+      <w:r>
+        <w:rPr>
+          <w:rtl/>
         </w:rPr>
         <w:fldChar w:fldCharType="end"/>
       </w:r>
     </w:p>
     <w:p>
       <w:pPr>
-        <w:bidi/>
-        <w:jc w:val="both"/>
+        <w:bidi w:val="0"/>
+      </w:pPr>
+      <w:r>
+        <w:t>Gerrid Setzer</w:t>
+      </w:r>
+    </w:p>
+    <w:p>
+      <w:pPr>
+        <w:rPr>
+          <w:rtl/>
+          <w:lang w:bidi="ar-LB"/>
+        </w:rPr>
+      </w:pPr>
+      <w:r>
+        <w:rPr>
+          <w:rFonts w:hint="cs"/>
+          <w:rtl/>
+          <w:lang w:bidi="ar-LB"/>
+        </w:rPr>
+        <w:t>يعرض لنا الكتاب عدة "عوالم سفلية" التي علينا أن نميز بينها:</w:t>
+      </w:r>
+    </w:p>
+    <w:p>
+      <w:pPr>
+        <w:rPr>
+          <w:rtl/>
+          <w:lang w:bidi="ar-LB"/>
+        </w:rPr>
+      </w:pPr>
+      <w:r>
         <w:rPr>
           <w:b/>
           <w:bCs/>
-          <w:rtl/>
-          <w:lang w:bidi="ar-EG"/>
-        </w:rPr>
-      </w:pPr>
+          <w:color w:val="FF0000"/>
+          <w:rtl/>
+          <w:lang w:bidi="ar-LB"/>
+        </w:rPr>
+        <w:t>هاوية</w:t>
+      </w:r>
       <w:r>
         <w:rPr>
           <w:rFonts w:hint="cs"/>
           <w:b/>
           <w:bCs/>
-          <w:rtl/>
-          <w:lang w:bidi="ar-EG"/>
-        </w:rPr>
-        <w:t>يوحنا 17: 16</w:t>
+          <w:color w:val="FF0000"/>
+          <w:rtl/>
+          <w:lang w:bidi="ar-LB"/>
+        </w:rPr>
+        <w:t xml:space="preserve"> (هادِس):</w:t>
+      </w:r>
+      <w:r>
+        <w:rPr>
+          <w:rFonts w:hint="cs"/>
+          <w:rtl/>
+          <w:lang w:bidi="ar-LB"/>
+        </w:rPr>
+        <w:t xml:space="preserve"> إنه مكان إقامة نفوس الغير مؤمنين (في الحاضر) من الممات إلى القيامة (لوقا 16: 23؛ رؤيا 20: 13). كما وقد دُعي "</w:t>
+      </w:r>
+      <w:r>
+        <w:rPr>
+          <w:rtl/>
+          <w:lang w:bidi="ar-LB"/>
+        </w:rPr>
+        <w:t>السِّجْنِ</w:t>
+      </w:r>
+      <w:r>
+        <w:rPr>
+          <w:rFonts w:hint="cs"/>
+          <w:rtl/>
+          <w:lang w:bidi="ar-LB"/>
+        </w:rPr>
+        <w:t>" (1. بطرس 3: 19).</w:t>
       </w:r>
     </w:p>
     <w:p>
       <w:pPr>
-        <w:bidi/>
-        <w:jc w:val="both"/>
-        <w:rPr>
-          <w:rtl/>
-          <w:lang w:bidi="ar-EG"/>
+        <w:rPr>
+          <w:rtl/>
+          <w:lang w:bidi="ar-LB"/>
         </w:rPr>
       </w:pPr>
       <w:r>
         <w:rPr>
           <w:rFonts w:hint="cs"/>
-          <w:rtl/>
-          <w:lang w:bidi="ar-EG"/>
-        </w:rPr>
-        <w:t>فيما يلي بعض الأفكار في مسألة، إلى أي مدى يجب على المسيحي أن يخترط في سياسة هذا العالم.</w:t>
+          <w:b/>
+          <w:bCs/>
+          <w:color w:val="FF0000"/>
+          <w:rtl/>
+          <w:lang w:bidi="ar-LB"/>
+        </w:rPr>
+        <w:t>أعمق هاوية (في النص الأصلي "</w:t>
+      </w:r>
+      <w:proofErr w:type="spellStart"/>
+      <w:r>
+        <w:rPr>
+          <w:rFonts w:hint="cs"/>
+          <w:b/>
+          <w:bCs/>
+          <w:color w:val="FF0000"/>
+          <w:rtl/>
+          <w:lang w:bidi="ar-LB"/>
+        </w:rPr>
+        <w:t>تارتاروس</w:t>
+      </w:r>
+      <w:proofErr w:type="spellEnd"/>
+      <w:r>
+        <w:rPr>
+          <w:rFonts w:hint="cs"/>
+          <w:b/>
+          <w:bCs/>
+          <w:color w:val="FF0000"/>
+          <w:rtl/>
+          <w:lang w:bidi="ar-LB"/>
+        </w:rPr>
+        <w:t>"):</w:t>
+      </w:r>
+      <w:r>
+        <w:rPr>
+          <w:rFonts w:hint="cs"/>
+          <w:rtl/>
+          <w:lang w:bidi="ar-LB"/>
+        </w:rPr>
+        <w:t xml:space="preserve"> إنه مكان إقامة الملائكة (في الحاضر) الذين تعدّوا نظام ترتيب الخليقة (2. بطرس 2: 4؛ يهوذا 6). وهم باقون هناك "تحت الظلام" إلى يوم القضاء والدينونة.</w:t>
       </w:r>
     </w:p>
     <w:p>
       <w:pPr>
-        <w:bidi/>
-        <w:jc w:val="both"/>
-        <w:rPr>
-          <w:rtl/>
-          <w:lang w:bidi="ar-EG"/>
+        <w:rPr>
+          <w:rtl/>
+          <w:lang w:bidi="ar-LB"/>
         </w:rPr>
       </w:pPr>
       <w:r>
         <w:rPr>
           <w:rFonts w:hint="cs"/>
-          <w:rtl/>
-          <w:lang w:bidi="ar-EG"/>
-        </w:rPr>
-        <w:t>مكانة المسيحي في العالم</w:t>
+          <w:b/>
+          <w:bCs/>
+          <w:color w:val="FF0000"/>
+          <w:rtl/>
+          <w:lang w:bidi="ar-LB"/>
+        </w:rPr>
+        <w:t>الهاوية</w:t>
+      </w:r>
+      <w:r>
+        <w:rPr>
+          <w:rFonts w:hint="cs"/>
+          <w:b/>
+          <w:bCs/>
+          <w:color w:val="FF0000"/>
+          <w:rtl/>
+          <w:lang w:bidi="ar-LB"/>
+        </w:rPr>
+        <w:t>:</w:t>
+      </w:r>
+      <w:r>
+        <w:rPr>
+          <w:rFonts w:hint="cs"/>
+          <w:rtl/>
+          <w:lang w:bidi="ar-LB"/>
+        </w:rPr>
+        <w:t xml:space="preserve"> إنه مكان إقامة إبليس وشياطينه (في المستقبل) أثناء المُلك الألفي إلى يوم الدينونة (لوقا 8: 31؛ انظر متى 8: 29؛ رؤيا 20: 3). كما ويُدعى أيضًا "سجن" (رؤيا 20: 7).</w:t>
       </w:r>
     </w:p>
     <w:p>
       <w:pPr>
-        <w:bidi/>
-        <w:jc w:val="both"/>
-        <w:rPr>
-          <w:rtl/>
-          <w:lang w:bidi="ar-EG"/>
+        <w:rPr>
+          <w:rFonts w:hint="cs"/>
+          <w:lang w:bidi="ar-LB"/>
         </w:rPr>
       </w:pPr>
       <w:r>
         <w:rPr>
           <w:rFonts w:hint="cs"/>
-          <w:rtl/>
-          <w:lang w:bidi="ar-EG"/>
-        </w:rPr>
-        <w:t>* نحن لسنا من العالم كما أن المسيح ليس من العالم (يوحنا 17: 16).</w:t>
-      </w:r>
-    </w:p>
-    <w:p>
-      <w:pPr>
-        <w:bidi/>
-        <w:jc w:val="both"/>
-        <w:rPr>
-          <w:rtl/>
-          <w:lang w:bidi="ar-EG"/>
-        </w:rPr>
-      </w:pPr>
+          <w:b/>
+          <w:bCs/>
+          <w:color w:val="FF0000"/>
+          <w:rtl/>
+          <w:lang w:bidi="ar-LB"/>
+        </w:rPr>
+        <w:t>الجحيم (أو "بحيرة النار"):</w:t>
+      </w:r>
       <w:r>
         <w:rPr>
           <w:rFonts w:hint="cs"/>
-          <w:rtl/>
-          <w:lang w:bidi="ar-EG"/>
-        </w:rPr>
-        <w:t>* سيرتنا (مواطنتنا) سماوية، نحن ننتظر الرب (فيلبي 3: 20).</w:t>
-      </w:r>
-    </w:p>
-    <w:p>
-      <w:pPr>
-        <w:bidi/>
-        <w:jc w:val="both"/>
-        <w:rPr>
-          <w:rtl/>
-          <w:lang w:bidi="ar-EG"/>
-        </w:rPr>
-      </w:pPr>
+          <w:color w:val="FF0000"/>
+          <w:rtl/>
+          <w:lang w:bidi="ar-LB"/>
+        </w:rPr>
+        <w:t xml:space="preserve"> </w:t>
+      </w:r>
       <w:r>
         <w:rPr>
           <w:rFonts w:hint="cs"/>
           <w:rtl/>
-          <w:lang w:bidi="ar-EG"/>
-        </w:rPr>
-        <w:t>* نحن غرباء ومن دون رعوية (حق المواطنة) على الأرض (1. بطرس 1: 17؛ 2: 11).</w:t>
-      </w:r>
-    </w:p>
-    <w:p>
-      <w:pPr>
-        <w:bidi/>
-        <w:jc w:val="both"/>
-        <w:rPr>
-          <w:rtl/>
-          <w:lang w:bidi="ar-EG"/>
-        </w:rPr>
-      </w:pPr>
-      <w:r>
-        <w:rPr>
-          <w:rFonts w:hint="cs"/>
-          <w:rtl/>
-          <w:lang w:bidi="ar-EG"/>
-        </w:rPr>
-        <w:t>* نحن متنا مع المسيح ودفنا معه في المعمودية (رومية 6: 4).</w:t>
-      </w:r>
-    </w:p>
-    <w:p>
-      <w:pPr>
-        <w:bidi/>
-        <w:jc w:val="both"/>
-        <w:rPr>
-          <w:rtl/>
-          <w:lang w:bidi="ar-EG"/>
-        </w:rPr>
-      </w:pPr>
-      <w:r>
-        <w:rPr>
-          <w:rFonts w:hint="cs"/>
-          <w:rtl/>
-          <w:lang w:bidi="ar-EG"/>
-        </w:rPr>
-        <w:t xml:space="preserve">* نحن متنا وقمنا مع المسيح. المسيح جالس عن يمين الله، لذا نحن نطلب ما هو فوق (كولوسي 3: 1 </w:t>
-      </w:r>
-      <w:r>
-        <w:rPr>
-          <w:rtl/>
-          <w:lang w:bidi="ar-EG"/>
-        </w:rPr>
-        <w:t>–</w:t>
-      </w:r>
-      <w:r>
-        <w:rPr>
-          <w:rFonts w:hint="cs"/>
-          <w:rtl/>
-          <w:lang w:bidi="ar-EG"/>
-        </w:rPr>
-        <w:t xml:space="preserve"> 3). بهذا المفهوم نحن لم نعُد نعيش في العالم (كولوسي 2: 20).</w:t>
-      </w:r>
-    </w:p>
-    <w:p>
-      <w:pPr>
-        <w:bidi/>
-        <w:jc w:val="both"/>
-        <w:rPr>
-          <w:rtl/>
-          <w:lang w:bidi="ar-EG"/>
-        </w:rPr>
-      </w:pPr>
-      <w:r>
-        <w:rPr>
-          <w:rFonts w:hint="cs"/>
-          <w:rtl/>
-          <w:lang w:bidi="ar-EG"/>
-        </w:rPr>
-        <w:t>* نحن انتقلنا في المسيح إلى السمويات (أفسس 2: 6). هذه هي بركتنا الحقيقية، هناك نحفظ أنفسنا في الإيمان.</w:t>
-      </w:r>
-    </w:p>
-    <w:p>
-      <w:pPr>
-        <w:bidi/>
-        <w:jc w:val="both"/>
-        <w:rPr>
-          <w:rtl/>
-          <w:lang w:bidi="ar-EG"/>
-        </w:rPr>
-      </w:pPr>
-      <w:r>
-        <w:rPr>
-          <w:rFonts w:hint="cs"/>
-          <w:rtl/>
-          <w:lang w:bidi="ar-EG"/>
-        </w:rPr>
-        <w:t xml:space="preserve">* كمسيحيين لا ننتمي لنظام هذا العالم ونفهم بأن العالم قائم تحت دينونة الله (يوحنا 12: 31)، لا يجب علينا أن نكون تحت نير متخالف مع غير المؤمنين (2. كورنثوس 6: 14)، ولا نعقد صداقة مع العالم (يعقوب 4: 4) </w:t>
-      </w:r>
-      <w:r>
-        <w:rPr>
-          <w:rFonts w:hint="cs"/>
-          <w:rtl/>
-          <w:lang w:bidi="ar-EG"/>
-        </w:rPr>
-        <w:t>و</w:t>
-      </w:r>
-      <w:r>
-        <w:rPr>
-          <w:rFonts w:hint="cs"/>
-          <w:rtl/>
-          <w:lang w:bidi="ar-EG"/>
-        </w:rPr>
-        <w:t>لا نشاكله (رومية 12: 2).</w:t>
-      </w:r>
-    </w:p>
-    <w:p>
-      <w:pPr>
-        <w:bidi/>
-        <w:jc w:val="both"/>
-        <w:rPr>
-          <w:rtl/>
-          <w:lang w:bidi="ar-EG"/>
-        </w:rPr>
-      </w:pPr>
-      <w:r>
-        <w:rPr>
-          <w:rFonts w:hint="cs"/>
-          <w:rtl/>
-          <w:lang w:bidi="ar-EG"/>
-        </w:rPr>
-        <w:t>*نحن كمسيحيين خاضعون للسلاطين (</w:t>
-      </w:r>
-      <w:proofErr w:type="spellStart"/>
-      <w:r>
-        <w:rPr>
-          <w:rFonts w:hint="cs"/>
-          <w:rtl/>
-          <w:lang w:bidi="ar-EG"/>
-        </w:rPr>
-        <w:t>تيطس</w:t>
-      </w:r>
-      <w:proofErr w:type="spellEnd"/>
-      <w:r>
-        <w:rPr>
-          <w:rFonts w:hint="cs"/>
-          <w:rtl/>
-          <w:lang w:bidi="ar-EG"/>
-        </w:rPr>
-        <w:t xml:space="preserve"> 3: 1؛ رومية 13) ونصلي لهم (1. تيموثاوس 2: 1، 2)، ولكن لا يُذكر ولا في أي مكان في العهد الجديد، بأنه علينا أن نحكم أو حتى فقط أن نعبّر عن اتفاقنا في أمر ما (نصوّت).</w:t>
-      </w:r>
-    </w:p>
-    <w:p>
-      <w:pPr>
-        <w:bidi/>
-        <w:jc w:val="both"/>
-        <w:rPr>
-          <w:rtl/>
-          <w:lang w:bidi="ar-EG"/>
-        </w:rPr>
-      </w:pPr>
-      <w:r>
-        <w:rPr>
-          <w:rFonts w:hint="cs"/>
-          <w:rtl/>
-          <w:lang w:bidi="ar-EG"/>
-        </w:rPr>
-        <w:t>من واجبات التلميذ</w:t>
-      </w:r>
-    </w:p>
-    <w:p>
-      <w:pPr>
-        <w:bidi/>
-        <w:jc w:val="both"/>
-        <w:rPr>
-          <w:rtl/>
-          <w:lang w:bidi="ar-EG"/>
-        </w:rPr>
-      </w:pPr>
-      <w:r>
-        <w:rPr>
-          <w:rFonts w:hint="cs"/>
-          <w:rtl/>
-          <w:lang w:bidi="ar-EG"/>
-        </w:rPr>
-        <w:t>* المسيحي يرفضه العالم، كما رفض سيده أيضًا. كل مَن يريد أن يعيش في التقوى يُضطهد (2. تيموثاوس 3). إن حاول المسيحي أن ينخرط فيه، لا بد له أن يتأقلم معه (مثل لوط، مَن جلس أخيرًا عند باب سدوم).</w:t>
-      </w:r>
-    </w:p>
-    <w:p>
-      <w:pPr>
-        <w:bidi/>
-        <w:jc w:val="both"/>
-        <w:rPr>
-          <w:rtl/>
-          <w:lang w:bidi="ar-EG"/>
-        </w:rPr>
-      </w:pPr>
-      <w:r>
-        <w:rPr>
-          <w:rFonts w:hint="cs"/>
-          <w:rtl/>
-          <w:lang w:bidi="ar-EG"/>
-        </w:rPr>
-        <w:t>* ليس من واجب المسيحي أن يحسّن العالم، وإنما بأن يهتم بأن تخلص الناس من العالم. إننا لا نبلّط الطابق السفلي عندما يحترق الطابق الثالث.</w:t>
-      </w:r>
-    </w:p>
-    <w:p>
-      <w:pPr>
-        <w:bidi/>
-        <w:jc w:val="both"/>
-        <w:rPr>
-          <w:rtl/>
-          <w:lang w:bidi="ar-EG"/>
-        </w:rPr>
-      </w:pPr>
-      <w:r>
-        <w:rPr>
-          <w:rFonts w:hint="cs"/>
-          <w:rtl/>
-          <w:lang w:bidi="ar-EG"/>
-        </w:rPr>
-        <w:t>* الوقت مقصّر (1. كورنثوس 7: 29). نحن ليس لدينا فرص خالية لننشغل بالسياسة بالتفصيل. إننا لدينا مهمة أهم من ذلك.</w:t>
-      </w:r>
-    </w:p>
-    <w:p>
-      <w:pPr>
-        <w:bidi/>
-        <w:jc w:val="both"/>
-        <w:rPr>
-          <w:rFonts w:hint="cs"/>
-          <w:rtl/>
-          <w:lang w:bidi="ar-EG"/>
-        </w:rPr>
-      </w:pPr>
-      <w:r>
-        <w:rPr>
-          <w:rFonts w:hint="cs"/>
-          <w:rtl/>
-          <w:lang w:bidi="ar-EG"/>
-        </w:rPr>
-        <w:t>* المسيحي ملحُ الأرض ونور</w:t>
-      </w:r>
-      <w:r>
-        <w:rPr>
-          <w:rFonts w:hint="cs"/>
-          <w:rtl/>
-          <w:lang w:bidi="ar-EG"/>
-        </w:rPr>
-        <w:t>ٌ</w:t>
-      </w:r>
-      <w:r>
-        <w:rPr>
-          <w:rFonts w:hint="cs"/>
-          <w:rtl/>
-          <w:lang w:bidi="ar-EG"/>
-        </w:rPr>
-        <w:t xml:space="preserve"> للعالم (متى 5)، ولكن ليس من خلال محاولته أن يحسّن نظام "العالم" (ما هو ليس ممكنًا البتة)، وإنما بعيشه في تقوى الله وقيامه بأعمال صالحة.</w:t>
+          <w:lang w:bidi="ar-LB"/>
+        </w:rPr>
+        <w:t>هذا هو مكان إقامة جميع الكائنات الموهوبة عقليًا مستقبلاً وأبدًا، والذين ليس لهم علاقة بالله. القيصر الروماني والمسيح الكذاب سيدخلان النار قبل مُلك السلام، ومن بعدهما جميع الكائنات الأخرى (متى 5: 22؛ رؤيا 19: 20؛ رؤيا 20: 15).</w:t>
       </w:r>
     </w:p>
     <w:sectPr>
@@ -450,19 +269,22 @@
 </file>
 
 <file path=word/styles.xml><?xml version="1.0" encoding="utf-8"?>
-<w:styles xmlns:mc="http://schemas.openxmlformats.org/markup-compatibility/2006" xmlns:r="http://schemas.openxmlformats.org/officeDocument/2006/relationships" xmlns:w="http://schemas.openxmlformats.org/wordprocessingml/2006/main" xmlns:w14="http://schemas.microsoft.com/office/word/2010/wordml" xmlns:w15="http://schemas.microsoft.com/office/word/2012/wordml" xmlns:w16cex="http://schemas.microsoft.com/office/word/2018/wordml/cex" xmlns:w16cid="http://schemas.microsoft.com/office/word/2016/wordml/cid" xmlns:w16="http://schemas.microsoft.com/office/word/2018/wordml" xmlns:w16se="http://schemas.microsoft.com/office/word/2015/wordml/symex" mc:Ignorable="w14 w15 w16se w16cid w16 w16cex">
+<w:styles xmlns:mc="http://schemas.openxmlformats.org/markup-compatibility/2006" xmlns:r="http://schemas.openxmlformats.org/officeDocument/2006/relationships" xmlns:w="http://schemas.openxmlformats.org/wordprocessingml/2006/main" xmlns:w14="http://schemas.microsoft.com/office/word/2010/wordml" xmlns:w15="http://schemas.microsoft.com/office/word/2012/wordml" xmlns:w16cex="http://schemas.microsoft.com/office/word/2018/wordml/cex" xmlns:w16cid="http://schemas.microsoft.com/office/word/2016/wordml/cid" xmlns:w16="http://schemas.microsoft.com/office/word/2018/wordml" xmlns:w16sdtdh="http://schemas.microsoft.com/office/word/2020/wordml/sdtdatahash" xmlns:w16se="http://schemas.microsoft.com/office/word/2015/wordml/symex" mc:Ignorable="w14 w15 w16se w16cid w16 w16cex w16sdtdh">
   <w:docDefaults>
     <w:rPrDefault>
       <w:rPr>
         <w:rFonts w:ascii="Sakkal Majalla" w:eastAsiaTheme="minorHAnsi" w:hAnsi="Sakkal Majalla" w:cs="Sakkal Majalla"/>
         <w:sz w:val="28"/>
         <w:szCs w:val="28"/>
-        <w:lang w:val="en-IL" w:eastAsia="en-US" w:bidi="ar-SA"/>
+        <w:lang w:val="en-US" w:eastAsia="en-US" w:bidi="ar-SA"/>
+        <w14:ligatures w14:val="standardContextual"/>
       </w:rPr>
     </w:rPrDefault>
     <w:pPrDefault>
       <w:pPr>
+        <w:bidi/>
         <w:spacing w:after="160" w:line="259" w:lineRule="auto"/>
+        <w:jc w:val="both"/>
       </w:pPr>
     </w:pPrDefault>
   </w:docDefaults>
@@ -848,6 +670,203 @@
     <w:name w:val="Normal"/>
     <w:qFormat/>
   </w:style>
+  <w:style w:type="paragraph" w:styleId="Heading1">
+    <w:name w:val="heading 1"/>
+    <w:basedOn w:val="Normal"/>
+    <w:next w:val="Normal"/>
+    <w:link w:val="Heading1Char"/>
+    <w:uiPriority w:val="9"/>
+    <w:qFormat/>
+    <w:rsid w:val="00D1481A"/>
+    <w:pPr>
+      <w:keepNext/>
+      <w:keepLines/>
+      <w:spacing w:before="360" w:after="80"/>
+      <w:outlineLvl w:val="0"/>
+    </w:pPr>
+    <w:rPr>
+      <w:rFonts w:asciiTheme="majorHAnsi" w:eastAsiaTheme="majorEastAsia" w:hAnsiTheme="majorHAnsi" w:cstheme="majorBidi"/>
+      <w:color w:val="0F4761" w:themeColor="accent1" w:themeShade="BF"/>
+      <w:sz w:val="40"/>
+      <w:szCs w:val="40"/>
+    </w:rPr>
+  </w:style>
+  <w:style w:type="paragraph" w:styleId="Heading2">
+    <w:name w:val="heading 2"/>
+    <w:basedOn w:val="Normal"/>
+    <w:next w:val="Normal"/>
+    <w:link w:val="Heading2Char"/>
+    <w:uiPriority w:val="9"/>
+    <w:semiHidden/>
+    <w:unhideWhenUsed/>
+    <w:qFormat/>
+    <w:rsid w:val="00D1481A"/>
+    <w:pPr>
+      <w:keepNext/>
+      <w:keepLines/>
+      <w:spacing w:before="160" w:after="80"/>
+      <w:outlineLvl w:val="1"/>
+    </w:pPr>
+    <w:rPr>
+      <w:rFonts w:asciiTheme="majorHAnsi" w:eastAsiaTheme="majorEastAsia" w:hAnsiTheme="majorHAnsi" w:cstheme="majorBidi"/>
+      <w:color w:val="0F4761" w:themeColor="accent1" w:themeShade="BF"/>
+      <w:sz w:val="32"/>
+      <w:szCs w:val="32"/>
+    </w:rPr>
+  </w:style>
+  <w:style w:type="paragraph" w:styleId="Heading3">
+    <w:name w:val="heading 3"/>
+    <w:basedOn w:val="Normal"/>
+    <w:next w:val="Normal"/>
+    <w:link w:val="Heading3Char"/>
+    <w:uiPriority w:val="9"/>
+    <w:semiHidden/>
+    <w:unhideWhenUsed/>
+    <w:qFormat/>
+    <w:rsid w:val="00D1481A"/>
+    <w:pPr>
+      <w:keepNext/>
+      <w:keepLines/>
+      <w:spacing w:before="160" w:after="80"/>
+      <w:outlineLvl w:val="2"/>
+    </w:pPr>
+    <w:rPr>
+      <w:rFonts w:asciiTheme="minorHAnsi" w:eastAsiaTheme="majorEastAsia" w:hAnsiTheme="minorHAnsi" w:cstheme="majorBidi"/>
+      <w:color w:val="0F4761" w:themeColor="accent1" w:themeShade="BF"/>
+    </w:rPr>
+  </w:style>
+  <w:style w:type="paragraph" w:styleId="Heading4">
+    <w:name w:val="heading 4"/>
+    <w:basedOn w:val="Normal"/>
+    <w:next w:val="Normal"/>
+    <w:link w:val="Heading4Char"/>
+    <w:uiPriority w:val="9"/>
+    <w:semiHidden/>
+    <w:unhideWhenUsed/>
+    <w:qFormat/>
+    <w:rsid w:val="00D1481A"/>
+    <w:pPr>
+      <w:keepNext/>
+      <w:keepLines/>
+      <w:spacing w:before="80" w:after="40"/>
+      <w:outlineLvl w:val="3"/>
+    </w:pPr>
+    <w:rPr>
+      <w:rFonts w:asciiTheme="minorHAnsi" w:eastAsiaTheme="majorEastAsia" w:hAnsiTheme="minorHAnsi" w:cstheme="majorBidi"/>
+      <w:i/>
+      <w:iCs/>
+      <w:color w:val="0F4761" w:themeColor="accent1" w:themeShade="BF"/>
+    </w:rPr>
+  </w:style>
+  <w:style w:type="paragraph" w:styleId="Heading5">
+    <w:name w:val="heading 5"/>
+    <w:basedOn w:val="Normal"/>
+    <w:next w:val="Normal"/>
+    <w:link w:val="Heading5Char"/>
+    <w:uiPriority w:val="9"/>
+    <w:semiHidden/>
+    <w:unhideWhenUsed/>
+    <w:qFormat/>
+    <w:rsid w:val="00D1481A"/>
+    <w:pPr>
+      <w:keepNext/>
+      <w:keepLines/>
+      <w:spacing w:before="80" w:after="40"/>
+      <w:outlineLvl w:val="4"/>
+    </w:pPr>
+    <w:rPr>
+      <w:rFonts w:asciiTheme="minorHAnsi" w:eastAsiaTheme="majorEastAsia" w:hAnsiTheme="minorHAnsi" w:cstheme="majorBidi"/>
+      <w:color w:val="0F4761" w:themeColor="accent1" w:themeShade="BF"/>
+    </w:rPr>
+  </w:style>
+  <w:style w:type="paragraph" w:styleId="Heading6">
+    <w:name w:val="heading 6"/>
+    <w:basedOn w:val="Normal"/>
+    <w:next w:val="Normal"/>
+    <w:link w:val="Heading6Char"/>
+    <w:uiPriority w:val="9"/>
+    <w:semiHidden/>
+    <w:unhideWhenUsed/>
+    <w:qFormat/>
+    <w:rsid w:val="00D1481A"/>
+    <w:pPr>
+      <w:keepNext/>
+      <w:keepLines/>
+      <w:spacing w:before="40" w:after="0"/>
+      <w:outlineLvl w:val="5"/>
+    </w:pPr>
+    <w:rPr>
+      <w:rFonts w:asciiTheme="minorHAnsi" w:eastAsiaTheme="majorEastAsia" w:hAnsiTheme="minorHAnsi" w:cstheme="majorBidi"/>
+      <w:i/>
+      <w:iCs/>
+      <w:color w:val="595959" w:themeColor="text1" w:themeTint="A6"/>
+    </w:rPr>
+  </w:style>
+  <w:style w:type="paragraph" w:styleId="Heading7">
+    <w:name w:val="heading 7"/>
+    <w:basedOn w:val="Normal"/>
+    <w:next w:val="Normal"/>
+    <w:link w:val="Heading7Char"/>
+    <w:uiPriority w:val="9"/>
+    <w:semiHidden/>
+    <w:unhideWhenUsed/>
+    <w:qFormat/>
+    <w:rsid w:val="00D1481A"/>
+    <w:pPr>
+      <w:keepNext/>
+      <w:keepLines/>
+      <w:spacing w:before="40" w:after="0"/>
+      <w:outlineLvl w:val="6"/>
+    </w:pPr>
+    <w:rPr>
+      <w:rFonts w:asciiTheme="minorHAnsi" w:eastAsiaTheme="majorEastAsia" w:hAnsiTheme="minorHAnsi" w:cstheme="majorBidi"/>
+      <w:color w:val="595959" w:themeColor="text1" w:themeTint="A6"/>
+    </w:rPr>
+  </w:style>
+  <w:style w:type="paragraph" w:styleId="Heading8">
+    <w:name w:val="heading 8"/>
+    <w:basedOn w:val="Normal"/>
+    <w:next w:val="Normal"/>
+    <w:link w:val="Heading8Char"/>
+    <w:uiPriority w:val="9"/>
+    <w:semiHidden/>
+    <w:unhideWhenUsed/>
+    <w:qFormat/>
+    <w:rsid w:val="00D1481A"/>
+    <w:pPr>
+      <w:keepNext/>
+      <w:keepLines/>
+      <w:spacing w:after="0"/>
+      <w:outlineLvl w:val="7"/>
+    </w:pPr>
+    <w:rPr>
+      <w:rFonts w:asciiTheme="minorHAnsi" w:eastAsiaTheme="majorEastAsia" w:hAnsiTheme="minorHAnsi" w:cstheme="majorBidi"/>
+      <w:i/>
+      <w:iCs/>
+      <w:color w:val="272727" w:themeColor="text1" w:themeTint="D8"/>
+    </w:rPr>
+  </w:style>
+  <w:style w:type="paragraph" w:styleId="Heading9">
+    <w:name w:val="heading 9"/>
+    <w:basedOn w:val="Normal"/>
+    <w:next w:val="Normal"/>
+    <w:link w:val="Heading9Char"/>
+    <w:uiPriority w:val="9"/>
+    <w:semiHidden/>
+    <w:unhideWhenUsed/>
+    <w:qFormat/>
+    <w:rsid w:val="00D1481A"/>
+    <w:pPr>
+      <w:keepNext/>
+      <w:keepLines/>
+      <w:spacing w:after="0"/>
+      <w:outlineLvl w:val="8"/>
+    </w:pPr>
+    <w:rPr>
+      <w:rFonts w:asciiTheme="minorHAnsi" w:eastAsiaTheme="majorEastAsia" w:hAnsiTheme="minorHAnsi" w:cstheme="majorBidi"/>
+      <w:color w:val="272727" w:themeColor="text1" w:themeTint="D8"/>
+    </w:rPr>
+  </w:style>
   <w:style w:type="character" w:default="1" w:styleId="DefaultParagraphFont">
     <w:name w:val="Default Paragraph Font"/>
     <w:uiPriority w:val="1"/>
@@ -875,102 +894,288 @@
     <w:semiHidden/>
     <w:unhideWhenUsed/>
   </w:style>
-  <w:style w:type="character" w:styleId="CommentReference">
-    <w:name w:val="annotation reference"/>
-    <w:basedOn w:val="DefaultParagraphFont"/>
-    <w:uiPriority w:val="99"/>
-    <w:semiHidden/>
-    <w:unhideWhenUsed/>
-    <w:rsid w:val="00A1780E"/>
-    <w:rPr>
-      <w:sz w:val="16"/>
-      <w:szCs w:val="16"/>
-    </w:rPr>
-  </w:style>
-  <w:style w:type="paragraph" w:styleId="CommentText">
-    <w:name w:val="annotation text"/>
+  <w:style w:type="character" w:customStyle="1" w:styleId="Heading1Char">
+    <w:name w:val="Heading 1 Char"/>
+    <w:basedOn w:val="DefaultParagraphFont"/>
+    <w:link w:val="Heading1"/>
+    <w:uiPriority w:val="9"/>
+    <w:rsid w:val="00D1481A"/>
+    <w:rPr>
+      <w:rFonts w:asciiTheme="majorHAnsi" w:eastAsiaTheme="majorEastAsia" w:hAnsiTheme="majorHAnsi" w:cstheme="majorBidi"/>
+      <w:color w:val="0F4761" w:themeColor="accent1" w:themeShade="BF"/>
+      <w:sz w:val="40"/>
+      <w:szCs w:val="40"/>
+    </w:rPr>
+  </w:style>
+  <w:style w:type="character" w:customStyle="1" w:styleId="Heading2Char">
+    <w:name w:val="Heading 2 Char"/>
+    <w:basedOn w:val="DefaultParagraphFont"/>
+    <w:link w:val="Heading2"/>
+    <w:uiPriority w:val="9"/>
+    <w:semiHidden/>
+    <w:rsid w:val="00D1481A"/>
+    <w:rPr>
+      <w:rFonts w:asciiTheme="majorHAnsi" w:eastAsiaTheme="majorEastAsia" w:hAnsiTheme="majorHAnsi" w:cstheme="majorBidi"/>
+      <w:color w:val="0F4761" w:themeColor="accent1" w:themeShade="BF"/>
+      <w:sz w:val="32"/>
+      <w:szCs w:val="32"/>
+    </w:rPr>
+  </w:style>
+  <w:style w:type="character" w:customStyle="1" w:styleId="Heading3Char">
+    <w:name w:val="Heading 3 Char"/>
+    <w:basedOn w:val="DefaultParagraphFont"/>
+    <w:link w:val="Heading3"/>
+    <w:uiPriority w:val="9"/>
+    <w:semiHidden/>
+    <w:rsid w:val="00D1481A"/>
+    <w:rPr>
+      <w:rFonts w:asciiTheme="minorHAnsi" w:eastAsiaTheme="majorEastAsia" w:hAnsiTheme="minorHAnsi" w:cstheme="majorBidi"/>
+      <w:color w:val="0F4761" w:themeColor="accent1" w:themeShade="BF"/>
+    </w:rPr>
+  </w:style>
+  <w:style w:type="character" w:customStyle="1" w:styleId="Heading4Char">
+    <w:name w:val="Heading 4 Char"/>
+    <w:basedOn w:val="DefaultParagraphFont"/>
+    <w:link w:val="Heading4"/>
+    <w:uiPriority w:val="9"/>
+    <w:semiHidden/>
+    <w:rsid w:val="00D1481A"/>
+    <w:rPr>
+      <w:rFonts w:asciiTheme="minorHAnsi" w:eastAsiaTheme="majorEastAsia" w:hAnsiTheme="minorHAnsi" w:cstheme="majorBidi"/>
+      <w:i/>
+      <w:iCs/>
+      <w:color w:val="0F4761" w:themeColor="accent1" w:themeShade="BF"/>
+    </w:rPr>
+  </w:style>
+  <w:style w:type="character" w:customStyle="1" w:styleId="Heading5Char">
+    <w:name w:val="Heading 5 Char"/>
+    <w:basedOn w:val="DefaultParagraphFont"/>
+    <w:link w:val="Heading5"/>
+    <w:uiPriority w:val="9"/>
+    <w:semiHidden/>
+    <w:rsid w:val="00D1481A"/>
+    <w:rPr>
+      <w:rFonts w:asciiTheme="minorHAnsi" w:eastAsiaTheme="majorEastAsia" w:hAnsiTheme="minorHAnsi" w:cstheme="majorBidi"/>
+      <w:color w:val="0F4761" w:themeColor="accent1" w:themeShade="BF"/>
+    </w:rPr>
+  </w:style>
+  <w:style w:type="character" w:customStyle="1" w:styleId="Heading6Char">
+    <w:name w:val="Heading 6 Char"/>
+    <w:basedOn w:val="DefaultParagraphFont"/>
+    <w:link w:val="Heading6"/>
+    <w:uiPriority w:val="9"/>
+    <w:semiHidden/>
+    <w:rsid w:val="00D1481A"/>
+    <w:rPr>
+      <w:rFonts w:asciiTheme="minorHAnsi" w:eastAsiaTheme="majorEastAsia" w:hAnsiTheme="minorHAnsi" w:cstheme="majorBidi"/>
+      <w:i/>
+      <w:iCs/>
+      <w:color w:val="595959" w:themeColor="text1" w:themeTint="A6"/>
+    </w:rPr>
+  </w:style>
+  <w:style w:type="character" w:customStyle="1" w:styleId="Heading7Char">
+    <w:name w:val="Heading 7 Char"/>
+    <w:basedOn w:val="DefaultParagraphFont"/>
+    <w:link w:val="Heading7"/>
+    <w:uiPriority w:val="9"/>
+    <w:semiHidden/>
+    <w:rsid w:val="00D1481A"/>
+    <w:rPr>
+      <w:rFonts w:asciiTheme="minorHAnsi" w:eastAsiaTheme="majorEastAsia" w:hAnsiTheme="minorHAnsi" w:cstheme="majorBidi"/>
+      <w:color w:val="595959" w:themeColor="text1" w:themeTint="A6"/>
+    </w:rPr>
+  </w:style>
+  <w:style w:type="character" w:customStyle="1" w:styleId="Heading8Char">
+    <w:name w:val="Heading 8 Char"/>
+    <w:basedOn w:val="DefaultParagraphFont"/>
+    <w:link w:val="Heading8"/>
+    <w:uiPriority w:val="9"/>
+    <w:semiHidden/>
+    <w:rsid w:val="00D1481A"/>
+    <w:rPr>
+      <w:rFonts w:asciiTheme="minorHAnsi" w:eastAsiaTheme="majorEastAsia" w:hAnsiTheme="minorHAnsi" w:cstheme="majorBidi"/>
+      <w:i/>
+      <w:iCs/>
+      <w:color w:val="272727" w:themeColor="text1" w:themeTint="D8"/>
+    </w:rPr>
+  </w:style>
+  <w:style w:type="character" w:customStyle="1" w:styleId="Heading9Char">
+    <w:name w:val="Heading 9 Char"/>
+    <w:basedOn w:val="DefaultParagraphFont"/>
+    <w:link w:val="Heading9"/>
+    <w:uiPriority w:val="9"/>
+    <w:semiHidden/>
+    <w:rsid w:val="00D1481A"/>
+    <w:rPr>
+      <w:rFonts w:asciiTheme="minorHAnsi" w:eastAsiaTheme="majorEastAsia" w:hAnsiTheme="minorHAnsi" w:cstheme="majorBidi"/>
+      <w:color w:val="272727" w:themeColor="text1" w:themeTint="D8"/>
+    </w:rPr>
+  </w:style>
+  <w:style w:type="paragraph" w:styleId="Title">
+    <w:name w:val="Title"/>
     <w:basedOn w:val="Normal"/>
-    <w:link w:val="CommentTextChar"/>
-    <w:uiPriority w:val="99"/>
-    <w:semiHidden/>
-    <w:unhideWhenUsed/>
-    <w:rsid w:val="00A1780E"/>
+    <w:next w:val="Normal"/>
+    <w:link w:val="TitleChar"/>
+    <w:uiPriority w:val="10"/>
+    <w:qFormat/>
+    <w:rsid w:val="00D1481A"/>
     <w:pPr>
-      <w:spacing w:line="240" w:lineRule="auto"/>
+      <w:spacing w:after="80" w:line="240" w:lineRule="auto"/>
+      <w:contextualSpacing/>
     </w:pPr>
     <w:rPr>
-      <w:sz w:val="20"/>
-      <w:szCs w:val="20"/>
-    </w:rPr>
-  </w:style>
-  <w:style w:type="character" w:customStyle="1" w:styleId="CommentTextChar">
-    <w:name w:val="Comment Text Char"/>
-    <w:basedOn w:val="DefaultParagraphFont"/>
-    <w:link w:val="CommentText"/>
-    <w:uiPriority w:val="99"/>
-    <w:semiHidden/>
-    <w:rsid w:val="00A1780E"/>
-    <w:rPr>
-      <w:sz w:val="20"/>
-      <w:szCs w:val="20"/>
-    </w:rPr>
-  </w:style>
-  <w:style w:type="paragraph" w:styleId="CommentSubject">
-    <w:name w:val="annotation subject"/>
-    <w:basedOn w:val="CommentText"/>
-    <w:next w:val="CommentText"/>
-    <w:link w:val="CommentSubjectChar"/>
-    <w:uiPriority w:val="99"/>
-    <w:semiHidden/>
-    <w:unhideWhenUsed/>
-    <w:rsid w:val="00A1780E"/>
+      <w:rFonts w:asciiTheme="majorHAnsi" w:eastAsiaTheme="majorEastAsia" w:hAnsiTheme="majorHAnsi" w:cstheme="majorBidi"/>
+      <w:spacing w:val="-10"/>
+      <w:kern w:val="28"/>
+      <w:sz w:val="56"/>
+      <w:szCs w:val="56"/>
+    </w:rPr>
+  </w:style>
+  <w:style w:type="character" w:customStyle="1" w:styleId="TitleChar">
+    <w:name w:val="Title Char"/>
+    <w:basedOn w:val="DefaultParagraphFont"/>
+    <w:link w:val="Title"/>
+    <w:uiPriority w:val="10"/>
+    <w:rsid w:val="00D1481A"/>
+    <w:rPr>
+      <w:rFonts w:asciiTheme="majorHAnsi" w:eastAsiaTheme="majorEastAsia" w:hAnsiTheme="majorHAnsi" w:cstheme="majorBidi"/>
+      <w:spacing w:val="-10"/>
+      <w:kern w:val="28"/>
+      <w:sz w:val="56"/>
+      <w:szCs w:val="56"/>
+    </w:rPr>
+  </w:style>
+  <w:style w:type="paragraph" w:styleId="Subtitle">
+    <w:name w:val="Subtitle"/>
+    <w:basedOn w:val="Normal"/>
+    <w:next w:val="Normal"/>
+    <w:link w:val="SubtitleChar"/>
+    <w:uiPriority w:val="11"/>
+    <w:qFormat/>
+    <w:rsid w:val="00D1481A"/>
+    <w:pPr>
+      <w:numPr>
+        <w:ilvl w:val="1"/>
+      </w:numPr>
+    </w:pPr>
+    <w:rPr>
+      <w:rFonts w:asciiTheme="minorHAnsi" w:eastAsiaTheme="majorEastAsia" w:hAnsiTheme="minorHAnsi" w:cstheme="majorBidi"/>
+      <w:color w:val="595959" w:themeColor="text1" w:themeTint="A6"/>
+      <w:spacing w:val="15"/>
+    </w:rPr>
+  </w:style>
+  <w:style w:type="character" w:customStyle="1" w:styleId="SubtitleChar">
+    <w:name w:val="Subtitle Char"/>
+    <w:basedOn w:val="DefaultParagraphFont"/>
+    <w:link w:val="Subtitle"/>
+    <w:uiPriority w:val="11"/>
+    <w:rsid w:val="00D1481A"/>
+    <w:rPr>
+      <w:rFonts w:asciiTheme="minorHAnsi" w:eastAsiaTheme="majorEastAsia" w:hAnsiTheme="minorHAnsi" w:cstheme="majorBidi"/>
+      <w:color w:val="595959" w:themeColor="text1" w:themeTint="A6"/>
+      <w:spacing w:val="15"/>
+    </w:rPr>
+  </w:style>
+  <w:style w:type="paragraph" w:styleId="Quote">
+    <w:name w:val="Quote"/>
+    <w:basedOn w:val="Normal"/>
+    <w:next w:val="Normal"/>
+    <w:link w:val="QuoteChar"/>
+    <w:uiPriority w:val="29"/>
+    <w:qFormat/>
+    <w:rsid w:val="00D1481A"/>
+    <w:pPr>
+      <w:spacing w:before="160"/>
+      <w:jc w:val="center"/>
+    </w:pPr>
+    <w:rPr>
+      <w:i/>
+      <w:iCs/>
+      <w:color w:val="404040" w:themeColor="text1" w:themeTint="BF"/>
+    </w:rPr>
+  </w:style>
+  <w:style w:type="character" w:customStyle="1" w:styleId="QuoteChar">
+    <w:name w:val="Quote Char"/>
+    <w:basedOn w:val="DefaultParagraphFont"/>
+    <w:link w:val="Quote"/>
+    <w:uiPriority w:val="29"/>
+    <w:rsid w:val="00D1481A"/>
+    <w:rPr>
+      <w:i/>
+      <w:iCs/>
+      <w:color w:val="404040" w:themeColor="text1" w:themeTint="BF"/>
+    </w:rPr>
+  </w:style>
+  <w:style w:type="paragraph" w:styleId="ListParagraph">
+    <w:name w:val="List Paragraph"/>
+    <w:basedOn w:val="Normal"/>
+    <w:uiPriority w:val="34"/>
+    <w:qFormat/>
+    <w:rsid w:val="00D1481A"/>
+    <w:pPr>
+      <w:ind w:left="720"/>
+      <w:contextualSpacing/>
+    </w:pPr>
+  </w:style>
+  <w:style w:type="character" w:styleId="IntenseEmphasis">
+    <w:name w:val="Intense Emphasis"/>
+    <w:basedOn w:val="DefaultParagraphFont"/>
+    <w:uiPriority w:val="21"/>
+    <w:qFormat/>
+    <w:rsid w:val="00D1481A"/>
+    <w:rPr>
+      <w:i/>
+      <w:iCs/>
+      <w:color w:val="0F4761" w:themeColor="accent1" w:themeShade="BF"/>
+    </w:rPr>
+  </w:style>
+  <w:style w:type="paragraph" w:styleId="IntenseQuote">
+    <w:name w:val="Intense Quote"/>
+    <w:basedOn w:val="Normal"/>
+    <w:next w:val="Normal"/>
+    <w:link w:val="IntenseQuoteChar"/>
+    <w:uiPriority w:val="30"/>
+    <w:qFormat/>
+    <w:rsid w:val="00D1481A"/>
+    <w:pPr>
+      <w:pBdr>
+        <w:top w:val="single" w:sz="4" w:space="10" w:color="0F4761" w:themeColor="accent1" w:themeShade="BF"/>
+        <w:bottom w:val="single" w:sz="4" w:space="10" w:color="0F4761" w:themeColor="accent1" w:themeShade="BF"/>
+      </w:pBdr>
+      <w:spacing w:before="360" w:after="360"/>
+      <w:ind w:left="864" w:right="864"/>
+      <w:jc w:val="center"/>
+    </w:pPr>
+    <w:rPr>
+      <w:i/>
+      <w:iCs/>
+      <w:color w:val="0F4761" w:themeColor="accent1" w:themeShade="BF"/>
+    </w:rPr>
+  </w:style>
+  <w:style w:type="character" w:customStyle="1" w:styleId="IntenseQuoteChar">
+    <w:name w:val="Intense Quote Char"/>
+    <w:basedOn w:val="DefaultParagraphFont"/>
+    <w:link w:val="IntenseQuote"/>
+    <w:uiPriority w:val="30"/>
+    <w:rsid w:val="00D1481A"/>
+    <w:rPr>
+      <w:i/>
+      <w:iCs/>
+      <w:color w:val="0F4761" w:themeColor="accent1" w:themeShade="BF"/>
+    </w:rPr>
+  </w:style>
+  <w:style w:type="character" w:styleId="IntenseReference">
+    <w:name w:val="Intense Reference"/>
+    <w:basedOn w:val="DefaultParagraphFont"/>
+    <w:uiPriority w:val="32"/>
+    <w:qFormat/>
+    <w:rsid w:val="00D1481A"/>
     <w:rPr>
       <w:b/>
       <w:bCs/>
-    </w:rPr>
-  </w:style>
-  <w:style w:type="character" w:customStyle="1" w:styleId="CommentSubjectChar">
-    <w:name w:val="Comment Subject Char"/>
-    <w:basedOn w:val="CommentTextChar"/>
-    <w:link w:val="CommentSubject"/>
-    <w:uiPriority w:val="99"/>
-    <w:semiHidden/>
-    <w:rsid w:val="00A1780E"/>
-    <w:rPr>
-      <w:b/>
-      <w:bCs/>
-      <w:sz w:val="20"/>
-      <w:szCs w:val="20"/>
-    </w:rPr>
-  </w:style>
-  <w:style w:type="paragraph" w:styleId="BalloonText">
-    <w:name w:val="Balloon Text"/>
-    <w:basedOn w:val="Normal"/>
-    <w:link w:val="BalloonTextChar"/>
-    <w:uiPriority w:val="99"/>
-    <w:semiHidden/>
-    <w:unhideWhenUsed/>
-    <w:rsid w:val="00A1780E"/>
-    <w:pPr>
-      <w:spacing w:after="0" w:line="240" w:lineRule="auto"/>
-    </w:pPr>
-    <w:rPr>
-      <w:rFonts w:ascii="Segoe UI" w:hAnsi="Segoe UI" w:cs="Segoe UI"/>
-      <w:sz w:val="18"/>
-      <w:szCs w:val="18"/>
-    </w:rPr>
-  </w:style>
-  <w:style w:type="character" w:customStyle="1" w:styleId="BalloonTextChar">
-    <w:name w:val="Balloon Text Char"/>
-    <w:basedOn w:val="DefaultParagraphFont"/>
-    <w:link w:val="BalloonText"/>
-    <w:uiPriority w:val="99"/>
-    <w:semiHidden/>
-    <w:rsid w:val="00A1780E"/>
-    <w:rPr>
-      <w:rFonts w:ascii="Segoe UI" w:hAnsi="Segoe UI" w:cs="Segoe UI"/>
-      <w:sz w:val="18"/>
-      <w:szCs w:val="18"/>
+      <w:smallCaps/>
+      <w:color w:val="0F4761" w:themeColor="accent1" w:themeShade="BF"/>
+      <w:spacing w:val="5"/>
     </w:rPr>
   </w:style>
   <w:style w:type="character" w:styleId="Hyperlink">
@@ -978,9 +1183,9 @@
     <w:basedOn w:val="DefaultParagraphFont"/>
     <w:uiPriority w:val="99"/>
     <w:unhideWhenUsed/>
-    <w:rsid w:val="00A1780E"/>
-    <w:rPr>
-      <w:color w:val="0563C1" w:themeColor="hyperlink"/>
+    <w:rsid w:val="00216774"/>
+    <w:rPr>
+      <w:color w:val="467886" w:themeColor="hyperlink"/>
       <w:u w:val="single"/>
     </w:rPr>
   </w:style>
@@ -990,7 +1195,7 @@
     <w:uiPriority w:val="99"/>
     <w:semiHidden/>
     <w:unhideWhenUsed/>
-    <w:rsid w:val="00A1780E"/>
+    <w:rsid w:val="00216774"/>
     <w:rPr>
       <w:color w:val="605E5C"/>
       <w:shd w:val="clear" w:color="auto" w:fill="E1DFDD"/>
@@ -1000,7 +1205,7 @@
 </file>
 
 <file path=word/theme/theme1.xml><?xml version="1.0" encoding="utf-8"?>
-<a:theme xmlns:a="http://schemas.openxmlformats.org/drawingml/2006/main" name="ערכת נושא Office">
+<a:theme xmlns:a="http://schemas.openxmlformats.org/drawingml/2006/main" name="Office Theme">
   <a:themeElements>
     <a:clrScheme name="Office">
       <a:dk1>
@@ -1010,39 +1215,39 @@
         <a:sysClr val="window" lastClr="FFFFFF"/>
       </a:lt1>
       <a:dk2>
-        <a:srgbClr val="44546A"/>
+        <a:srgbClr val="0E2841"/>
       </a:dk2>
       <a:lt2>
-        <a:srgbClr val="E7E6E6"/>
+        <a:srgbClr val="E8E8E8"/>
       </a:lt2>
       <a:accent1>
-        <a:srgbClr val="4472C4"/>
+        <a:srgbClr val="156082"/>
       </a:accent1>
       <a:accent2>
-        <a:srgbClr val="ED7D31"/>
+        <a:srgbClr val="E97132"/>
       </a:accent2>
       <a:accent3>
-        <a:srgbClr val="A5A5A5"/>
+        <a:srgbClr val="196B24"/>
       </a:accent3>
       <a:accent4>
-        <a:srgbClr val="FFC000"/>
+        <a:srgbClr val="0F9ED5"/>
       </a:accent4>
       <a:accent5>
-        <a:srgbClr val="5B9BD5"/>
+        <a:srgbClr val="A02B93"/>
       </a:accent5>
       <a:accent6>
-        <a:srgbClr val="70AD47"/>
+        <a:srgbClr val="4EA72E"/>
       </a:accent6>
       <a:hlink>
-        <a:srgbClr val="0563C1"/>
+        <a:srgbClr val="467886"/>
       </a:hlink>
       <a:folHlink>
-        <a:srgbClr val="954F72"/>
+        <a:srgbClr val="96607D"/>
       </a:folHlink>
     </a:clrScheme>
     <a:fontScheme name="Office">
       <a:majorFont>
-        <a:latin typeface="Calibri Light" panose="020F0302020204030204"/>
+        <a:latin typeface="Aptos Display" panose="02110004020202020204"/>
         <a:ea typeface=""/>
         <a:cs typeface=""/>
         <a:font script="Jpan" typeface="游ゴシック Light"/>
@@ -1094,10 +1299,10 @@
         <a:font script="Tfng" typeface="Ebrima"/>
       </a:majorFont>
       <a:minorFont>
-        <a:latin typeface="Calibri" panose="020F0502020204030204"/>
+        <a:latin typeface="Aptos" panose="02110004020202020204"/>
         <a:ea typeface=""/>
         <a:cs typeface=""/>
-        <a:font script="Jpan" typeface="游明朝"/>
+        <a:font script="Jpan" typeface="游ゴシック"/>
         <a:font script="Hang" typeface="맑은 고딕"/>
         <a:font script="Hans" typeface="等线"/>
         <a:font script="Hant" typeface="新細明體"/>
